--- a/reports/r0037.docx
+++ b/reports/r0037.docx
@@ -45,7 +45,7 @@
           <w:color w:val="000000"/>
           <w:sz w:val="21"/>
         </w:rPr>
-        <w:t>■ 长春经济总量在吉林省稳居第一，人均GDP约8.79万元、人均经济实力居全省前列，经济增速由6.80%回落至4.90%、有所放缓；固定资产投资最新增速转负（-16.50%），经济动能仍有待修复。【待补充：长春市的行政与战略定位、支柱产业及龙头企业（数据库未覆盖，需人工补充）】</w:t>
+        <w:t>■ 长春作为吉林省省会，经济总量在吉林省稳居第一，人均GDP约8.79万元、人均经济实力居全省前列，经济增速由6.80%回落至4.90%、有所放缓；固定资产投资最新增速转负（-16.50%），经济动能仍有待修复。</w:t>
       </w:r>
     </w:p>
     <w:p>
@@ -75,7 +75,7 @@
           <w:color w:val="000000"/>
           <w:sz w:val="21"/>
         </w:rPr>
-        <w:t>产业结构方面，2025年长春市三次产业结构为6.6:34.6:58.8。【待补充：支柱产业、主要龙头企业、对外贸易等定性描述（数据库未覆盖）】</w:t>
+        <w:t>产业结构方面，2025年长春市三次产业结构为6.6:34.6:58.8，以汽车制造、轨道交通装备、农产品加工、生物医药为支柱，“汽车城”，聚集中国一汽、中车长客等企业。</w:t>
       </w:r>
     </w:p>
     <w:p>

--- a/reports/r0037.docx
+++ b/reports/r0037.docx
@@ -15,7 +15,7 @@
           <w:color w:val="000000"/>
           <w:sz w:val="28"/>
         </w:rPr>
-        <w:t>长春市信用评级报告(区域部分)</w:t>
+        <w:t>福州市信用评级报告(区域部分)</w:t>
       </w:r>
     </w:p>
     <w:p>
@@ -45,7 +45,7 @@
           <w:color w:val="000000"/>
           <w:sz w:val="21"/>
         </w:rPr>
-        <w:t>■ 长春作为吉林省省会，经济总量在吉林省稳居第一，人均GDP约8.79万元、人均经济实力居全省前列，经济增速由6.80%回落至4.90%、有所放缓；固定资产投资最新增速转负（-16.50%），经济动能仍有待修复。</w:t>
+        <w:t>■ 福州作为福建省省会，经济总量在福建省稳居第一，人均GDP约17.60万元、人均经济实力居全省前列，省会地位与民营经济并进、增长较为稳健。</w:t>
       </w:r>
     </w:p>
     <w:p>
@@ -60,7 +60,7 @@
           <w:color w:val="000000"/>
           <w:sz w:val="21"/>
         </w:rPr>
-        <w:t>长春市2023、2024、2025年地区生产总值分别为7,501.30亿元、7,605.61亿元、8,005.59亿元，同比增长6.80%、4.70%、4.90%。截至2025年末，全市常住人口910.50万人，人均GDP约8.79万元（按当年GDP与常住人口估算）。</w:t>
+        <w:t>福州市为福建省省会，是海峡西岸经济区中心城市和21世纪海上丝绸之路重要节点。2023、2024、2025年，福州市地区生产总值分别为13,426.89亿元、14,236.76亿元、15,112.32亿元，同比增长5.40%、6.10%、5.60%，维持在5.60%左右、总体平稳。截至2025年末，全市常住人口852.10万人，人均GDP约17.60万元。</w:t>
       </w:r>
     </w:p>
     <w:p>
@@ -75,7 +75,7 @@
           <w:color w:val="000000"/>
           <w:sz w:val="21"/>
         </w:rPr>
-        <w:t>产业结构方面，2025年长春市三次产业结构为6.6:34.6:58.8，以汽车制造、轨道交通装备、农产品加工、生物医药为支柱，“汽车城”，聚集中国一汽、中车长客等企业。</w:t>
+        <w:t>产业结构方面，2025年福州市三次产业结构为5:36:59，以电子信息、纺织化纤、轻工食品、冶金建材、新能源为支柱，聚集福耀玻璃、恒申、东南汽车等企业，民营经济与临港工业并重。</w:t>
       </w:r>
     </w:p>
     <w:p>
@@ -90,7 +90,7 @@
           <w:color w:val="000000"/>
           <w:sz w:val="21"/>
         </w:rPr>
-        <w:t>2023、2024、2025年固定资产投资增速分别为4.20%、1.10%、-16.50%，2025年社会消费品零售总额2,551.17亿元，进出口总额148.11亿美元。</w:t>
+        <w:t>经济动能方面，2023、2024、2025年福州市固定资产投资增速分别为3.20%、6.60%、0.00%；2025年社会消费品零售总额5,969.10亿元，进出口总额373.00亿美元。</w:t>
       </w:r>
     </w:p>
     <w:p>
@@ -106,7 +106,7 @@
           <w:color w:val="000000"/>
           <w:sz w:val="21"/>
         </w:rPr>
-        <w:t>图表：2025年吉林省各地级市主要经济指标对比</w:t>
+        <w:t>图表：2025年福建省各地级市主要经济指标对比</w:t>
       </w:r>
     </w:p>
     <w:tbl>
@@ -362,7 +362,7 @@
                 <w:color w:val="000000"/>
                 <w:sz w:val="18"/>
               </w:rPr>
-              <w:t>长春市</w:t>
+              <w:t>福州市</w:t>
             </w:r>
           </w:p>
         </w:tc>
@@ -391,7 +391,7 @@
                 <w:color w:val="000000"/>
                 <w:sz w:val="18"/>
               </w:rPr>
-              <w:t>8,005.59</w:t>
+              <w:t>15,112.32</w:t>
             </w:r>
           </w:p>
         </w:tc>
@@ -420,7 +420,7 @@
                 <w:color w:val="000000"/>
                 <w:sz w:val="18"/>
               </w:rPr>
-              <w:t>8.79</w:t>
+              <w:t>17.60</w:t>
             </w:r>
           </w:p>
         </w:tc>
@@ -449,7 +449,7 @@
                 <w:color w:val="000000"/>
                 <w:sz w:val="18"/>
               </w:rPr>
-              <w:t>4.90%</w:t>
+              <w:t>5.60%</w:t>
             </w:r>
           </w:p>
         </w:tc>
@@ -478,7 +478,7 @@
                 <w:color w:val="000000"/>
                 <w:sz w:val="18"/>
               </w:rPr>
-              <w:t>6.6:34.6:58.8</w:t>
+              <w:t>5:36:59</w:t>
             </w:r>
           </w:p>
         </w:tc>
@@ -507,7 +507,7 @@
                 <w:color w:val="000000"/>
                 <w:sz w:val="18"/>
               </w:rPr>
-              <w:t>424.17</w:t>
+              <w:t>750.55</w:t>
             </w:r>
           </w:p>
         </w:tc>
@@ -536,7 +536,7 @@
                 <w:color w:val="000000"/>
                 <w:sz w:val="18"/>
               </w:rPr>
-              <w:t>910.50</w:t>
+              <w:t>852.10</w:t>
             </w:r>
           </w:p>
         </w:tc>
@@ -567,7 +567,7 @@
                 <w:color w:val="000000"/>
                 <w:sz w:val="18"/>
               </w:rPr>
-              <w:t>吉林市</w:t>
+              <w:t>泉州市</w:t>
             </w:r>
           </w:p>
         </w:tc>
@@ -596,7 +596,7 @@
                 <w:color w:val="000000"/>
                 <w:sz w:val="18"/>
               </w:rPr>
-              <w:t>1,702.30</w:t>
+              <w:t>13,778.34</w:t>
             </w:r>
           </w:p>
         </w:tc>
@@ -625,7 +625,7 @@
                 <w:color w:val="000000"/>
                 <w:sz w:val="18"/>
               </w:rPr>
-              <w:t>4.90</w:t>
+              <w:t>15.00</w:t>
             </w:r>
           </w:p>
         </w:tc>
@@ -654,7 +654,7 @@
                 <w:color w:val="000000"/>
                 <w:sz w:val="18"/>
               </w:rPr>
-              <w:t>6.30%</w:t>
+              <w:t>5.30%</w:t>
             </w:r>
           </w:p>
         </w:tc>
@@ -683,7 +683,7 @@
                 <w:color w:val="000000"/>
                 <w:sz w:val="18"/>
               </w:rPr>
-              <w:t>12.4:37.4:50.2</w:t>
+              <w:t>2:50.5:47.5</w:t>
             </w:r>
           </w:p>
         </w:tc>
@@ -712,7 +712,7 @@
                 <w:color w:val="000000"/>
                 <w:sz w:val="18"/>
               </w:rPr>
-              <w:t>167.20</w:t>
+              <w:t>592.07</w:t>
             </w:r>
           </w:p>
         </w:tc>
@@ -772,7 +772,7 @@
                 <w:color w:val="000000"/>
                 <w:sz w:val="18"/>
               </w:rPr>
-              <w:t>延边朝鲜族自治州</w:t>
+              <w:t>厦门市</w:t>
             </w:r>
           </w:p>
         </w:tc>
@@ -801,7 +801,7 @@
                 <w:color w:val="000000"/>
                 <w:sz w:val="18"/>
               </w:rPr>
-              <w:t>1,064.08</w:t>
+              <w:t>8,980.37</w:t>
             </w:r>
           </w:p>
         </w:tc>
@@ -830,7 +830,7 @@
                 <w:color w:val="000000"/>
                 <w:sz w:val="18"/>
               </w:rPr>
-              <w:t>—</w:t>
+              <w:t>16.74</w:t>
             </w:r>
           </w:p>
         </w:tc>
@@ -859,7 +859,7 @@
                 <w:color w:val="000000"/>
                 <w:sz w:val="18"/>
               </w:rPr>
-              <w:t>5.80%</w:t>
+              <w:t>5.70%</w:t>
             </w:r>
           </w:p>
         </w:tc>
@@ -888,7 +888,7 @@
                 <w:color w:val="000000"/>
                 <w:sz w:val="18"/>
               </w:rPr>
-              <w:t>8:32.8:59.2</w:t>
+              <w:t>0.3:37.8:61.9</w:t>
             </w:r>
           </w:p>
         </w:tc>
@@ -917,7 +917,1032 @@
                 <w:color w:val="000000"/>
                 <w:sz w:val="18"/>
               </w:rPr>
-              <w:t>94.80</w:t>
+              <w:t>961.08</w:t>
+            </w:r>
+          </w:p>
+        </w:tc>
+        <w:tc>
+          <w:tcPr>
+            <w:tcW w:type="dxa" w:w="1344"/>
+            <w:vAlign w:val="center"/>
+            <w:tcBorders>
+              <w:top w:val="single" w:sz="4" w:color="A6A6A6"/>
+              <w:left w:val="single" w:sz="4" w:color="A6A6A6"/>
+              <w:bottom w:val="single" w:sz="4" w:color="A6A6A6"/>
+              <w:right w:val="single" w:sz="4" w:color="A6A6A6"/>
+            </w:tcBorders>
+          </w:tcPr>
+          <w:p>
+            <w:pPr>
+              <w:spacing w:before="0" w:after="0" w:line="276" w:lineRule="auto"/>
+              <w:ind w:firstLine="0"/>
+              <w:jc w:val="center"/>
+            </w:pPr>
+            <w:r/>
+            <w:r>
+              <w:rPr>
+                <w:rFonts w:ascii="Times New Roman" w:hAnsi="Times New Roman" w:eastAsia="楷体"/>
+                <w:b w:val="0"/>
+                <w:color w:val="000000"/>
+                <w:sz w:val="18"/>
+              </w:rPr>
+              <w:t>536.50</w:t>
+            </w:r>
+          </w:p>
+        </w:tc>
+      </w:tr>
+      <w:tr>
+        <w:tc>
+          <w:tcPr>
+            <w:tcW w:type="dxa" w:w="1344"/>
+            <w:vAlign w:val="center"/>
+            <w:tcBorders>
+              <w:top w:val="single" w:sz="4" w:color="A6A6A6"/>
+              <w:left w:val="single" w:sz="4" w:color="A6A6A6"/>
+              <w:bottom w:val="single" w:sz="4" w:color="A6A6A6"/>
+              <w:right w:val="single" w:sz="4" w:color="A6A6A6"/>
+            </w:tcBorders>
+          </w:tcPr>
+          <w:p>
+            <w:pPr>
+              <w:spacing w:before="0" w:after="0" w:line="276" w:lineRule="auto"/>
+              <w:ind w:firstLine="0"/>
+              <w:jc w:val="left"/>
+            </w:pPr>
+            <w:r/>
+            <w:r>
+              <w:rPr>
+                <w:rFonts w:ascii="Times New Roman" w:hAnsi="Times New Roman" w:eastAsia="楷体"/>
+                <w:b w:val="0"/>
+                <w:color w:val="000000"/>
+                <w:sz w:val="18"/>
+              </w:rPr>
+              <w:t>漳州市</w:t>
+            </w:r>
+          </w:p>
+        </w:tc>
+        <w:tc>
+          <w:tcPr>
+            <w:tcW w:type="dxa" w:w="1344"/>
+            <w:vAlign w:val="center"/>
+            <w:tcBorders>
+              <w:top w:val="single" w:sz="4" w:color="A6A6A6"/>
+              <w:left w:val="single" w:sz="4" w:color="A6A6A6"/>
+              <w:bottom w:val="single" w:sz="4" w:color="A6A6A6"/>
+              <w:right w:val="single" w:sz="4" w:color="A6A6A6"/>
+            </w:tcBorders>
+          </w:tcPr>
+          <w:p>
+            <w:pPr>
+              <w:spacing w:before="0" w:after="0" w:line="276" w:lineRule="auto"/>
+              <w:ind w:firstLine="0"/>
+              <w:jc w:val="center"/>
+            </w:pPr>
+            <w:r/>
+            <w:r>
+              <w:rPr>
+                <w:rFonts w:ascii="Times New Roman" w:hAnsi="Times New Roman" w:eastAsia="楷体"/>
+                <w:b w:val="0"/>
+                <w:color w:val="000000"/>
+                <w:sz w:val="18"/>
+              </w:rPr>
+              <w:t>6,154.12</w:t>
+            </w:r>
+          </w:p>
+        </w:tc>
+        <w:tc>
+          <w:tcPr>
+            <w:tcW w:type="dxa" w:w="1344"/>
+            <w:vAlign w:val="center"/>
+            <w:tcBorders>
+              <w:top w:val="single" w:sz="4" w:color="A6A6A6"/>
+              <w:left w:val="single" w:sz="4" w:color="A6A6A6"/>
+              <w:bottom w:val="single" w:sz="4" w:color="A6A6A6"/>
+              <w:right w:val="single" w:sz="4" w:color="A6A6A6"/>
+            </w:tcBorders>
+          </w:tcPr>
+          <w:p>
+            <w:pPr>
+              <w:spacing w:before="0" w:after="0" w:line="276" w:lineRule="auto"/>
+              <w:ind w:firstLine="0"/>
+              <w:jc w:val="center"/>
+            </w:pPr>
+            <w:r/>
+            <w:r>
+              <w:rPr>
+                <w:rFonts w:ascii="Times New Roman" w:hAnsi="Times New Roman" w:eastAsia="楷体"/>
+                <w:b w:val="0"/>
+                <w:color w:val="000000"/>
+                <w:sz w:val="18"/>
+              </w:rPr>
+              <w:t>12.11</w:t>
+            </w:r>
+          </w:p>
+        </w:tc>
+        <w:tc>
+          <w:tcPr>
+            <w:tcW w:type="dxa" w:w="1344"/>
+            <w:vAlign w:val="center"/>
+            <w:tcBorders>
+              <w:top w:val="single" w:sz="4" w:color="A6A6A6"/>
+              <w:left w:val="single" w:sz="4" w:color="A6A6A6"/>
+              <w:bottom w:val="single" w:sz="4" w:color="A6A6A6"/>
+              <w:right w:val="single" w:sz="4" w:color="A6A6A6"/>
+            </w:tcBorders>
+          </w:tcPr>
+          <w:p>
+            <w:pPr>
+              <w:spacing w:before="0" w:after="0" w:line="276" w:lineRule="auto"/>
+              <w:ind w:firstLine="0"/>
+              <w:jc w:val="center"/>
+            </w:pPr>
+            <w:r/>
+            <w:r>
+              <w:rPr>
+                <w:rFonts w:ascii="Times New Roman" w:hAnsi="Times New Roman" w:eastAsia="楷体"/>
+                <w:b w:val="0"/>
+                <w:color w:val="000000"/>
+                <w:sz w:val="18"/>
+              </w:rPr>
+              <w:t>3.00%</w:t>
+            </w:r>
+          </w:p>
+        </w:tc>
+        <w:tc>
+          <w:tcPr>
+            <w:tcW w:type="dxa" w:w="1344"/>
+            <w:vAlign w:val="center"/>
+            <w:tcBorders>
+              <w:top w:val="single" w:sz="4" w:color="A6A6A6"/>
+              <w:left w:val="single" w:sz="4" w:color="A6A6A6"/>
+              <w:bottom w:val="single" w:sz="4" w:color="A6A6A6"/>
+              <w:right w:val="single" w:sz="4" w:color="A6A6A6"/>
+            </w:tcBorders>
+          </w:tcPr>
+          <w:p>
+            <w:pPr>
+              <w:spacing w:before="0" w:after="0" w:line="276" w:lineRule="auto"/>
+              <w:ind w:firstLine="0"/>
+              <w:jc w:val="center"/>
+            </w:pPr>
+            <w:r/>
+            <w:r>
+              <w:rPr>
+                <w:rFonts w:ascii="Times New Roman" w:hAnsi="Times New Roman" w:eastAsia="楷体"/>
+                <w:b w:val="0"/>
+                <w:color w:val="000000"/>
+                <w:sz w:val="18"/>
+              </w:rPr>
+              <w:t>9.9:43.8:46.3</w:t>
+            </w:r>
+          </w:p>
+        </w:tc>
+        <w:tc>
+          <w:tcPr>
+            <w:tcW w:type="dxa" w:w="1344"/>
+            <w:vAlign w:val="center"/>
+            <w:tcBorders>
+              <w:top w:val="single" w:sz="4" w:color="A6A6A6"/>
+              <w:left w:val="single" w:sz="4" w:color="A6A6A6"/>
+              <w:bottom w:val="single" w:sz="4" w:color="A6A6A6"/>
+              <w:right w:val="single" w:sz="4" w:color="A6A6A6"/>
+            </w:tcBorders>
+          </w:tcPr>
+          <w:p>
+            <w:pPr>
+              <w:spacing w:before="0" w:after="0" w:line="276" w:lineRule="auto"/>
+              <w:ind w:firstLine="0"/>
+              <w:jc w:val="center"/>
+            </w:pPr>
+            <w:r/>
+            <w:r>
+              <w:rPr>
+                <w:rFonts w:ascii="Times New Roman" w:hAnsi="Times New Roman" w:eastAsia="楷体"/>
+                <w:b w:val="0"/>
+                <w:color w:val="000000"/>
+                <w:sz w:val="18"/>
+              </w:rPr>
+              <w:t>285.45</w:t>
+            </w:r>
+          </w:p>
+        </w:tc>
+        <w:tc>
+          <w:tcPr>
+            <w:tcW w:type="dxa" w:w="1344"/>
+            <w:vAlign w:val="center"/>
+            <w:tcBorders>
+              <w:top w:val="single" w:sz="4" w:color="A6A6A6"/>
+              <w:left w:val="single" w:sz="4" w:color="A6A6A6"/>
+              <w:bottom w:val="single" w:sz="4" w:color="A6A6A6"/>
+              <w:right w:val="single" w:sz="4" w:color="A6A6A6"/>
+            </w:tcBorders>
+          </w:tcPr>
+          <w:p>
+            <w:pPr>
+              <w:spacing w:before="0" w:after="0" w:line="276" w:lineRule="auto"/>
+              <w:ind w:firstLine="0"/>
+              <w:jc w:val="center"/>
+            </w:pPr>
+            <w:r/>
+            <w:r>
+              <w:rPr>
+                <w:rFonts w:ascii="Times New Roman" w:hAnsi="Times New Roman" w:eastAsia="楷体"/>
+                <w:b w:val="0"/>
+                <w:color w:val="000000"/>
+                <w:sz w:val="18"/>
+              </w:rPr>
+              <w:t>508.40</w:t>
+            </w:r>
+          </w:p>
+        </w:tc>
+      </w:tr>
+      <w:tr>
+        <w:tc>
+          <w:tcPr>
+            <w:tcW w:type="dxa" w:w="1344"/>
+            <w:vAlign w:val="center"/>
+            <w:tcBorders>
+              <w:top w:val="single" w:sz="4" w:color="A6A6A6"/>
+              <w:left w:val="single" w:sz="4" w:color="A6A6A6"/>
+              <w:bottom w:val="single" w:sz="4" w:color="A6A6A6"/>
+              <w:right w:val="single" w:sz="4" w:color="A6A6A6"/>
+            </w:tcBorders>
+          </w:tcPr>
+          <w:p>
+            <w:pPr>
+              <w:spacing w:before="0" w:after="0" w:line="276" w:lineRule="auto"/>
+              <w:ind w:firstLine="0"/>
+              <w:jc w:val="left"/>
+            </w:pPr>
+            <w:r/>
+            <w:r>
+              <w:rPr>
+                <w:rFonts w:ascii="Times New Roman" w:hAnsi="Times New Roman" w:eastAsia="楷体"/>
+                <w:b w:val="0"/>
+                <w:color w:val="000000"/>
+                <w:sz w:val="18"/>
+              </w:rPr>
+              <w:t>宁德市</w:t>
+            </w:r>
+          </w:p>
+        </w:tc>
+        <w:tc>
+          <w:tcPr>
+            <w:tcW w:type="dxa" w:w="1344"/>
+            <w:vAlign w:val="center"/>
+            <w:tcBorders>
+              <w:top w:val="single" w:sz="4" w:color="A6A6A6"/>
+              <w:left w:val="single" w:sz="4" w:color="A6A6A6"/>
+              <w:bottom w:val="single" w:sz="4" w:color="A6A6A6"/>
+              <w:right w:val="single" w:sz="4" w:color="A6A6A6"/>
+            </w:tcBorders>
+          </w:tcPr>
+          <w:p>
+            <w:pPr>
+              <w:spacing w:before="0" w:after="0" w:line="276" w:lineRule="auto"/>
+              <w:ind w:firstLine="0"/>
+              <w:jc w:val="center"/>
+            </w:pPr>
+            <w:r/>
+            <w:r>
+              <w:rPr>
+                <w:rFonts w:ascii="Times New Roman" w:hAnsi="Times New Roman" w:eastAsia="楷体"/>
+                <w:b w:val="0"/>
+                <w:color w:val="000000"/>
+                <w:sz w:val="18"/>
+              </w:rPr>
+              <w:t>4,251.72</w:t>
+            </w:r>
+          </w:p>
+        </w:tc>
+        <w:tc>
+          <w:tcPr>
+            <w:tcW w:type="dxa" w:w="1344"/>
+            <w:vAlign w:val="center"/>
+            <w:tcBorders>
+              <w:top w:val="single" w:sz="4" w:color="A6A6A6"/>
+              <w:left w:val="single" w:sz="4" w:color="A6A6A6"/>
+              <w:bottom w:val="single" w:sz="4" w:color="A6A6A6"/>
+              <w:right w:val="single" w:sz="4" w:color="A6A6A6"/>
+            </w:tcBorders>
+          </w:tcPr>
+          <w:p>
+            <w:pPr>
+              <w:spacing w:before="0" w:after="0" w:line="276" w:lineRule="auto"/>
+              <w:ind w:firstLine="0"/>
+              <w:jc w:val="center"/>
+            </w:pPr>
+            <w:r/>
+            <w:r>
+              <w:rPr>
+                <w:rFonts w:ascii="Times New Roman" w:hAnsi="Times New Roman" w:eastAsia="楷体"/>
+                <w:b w:val="0"/>
+                <w:color w:val="000000"/>
+                <w:sz w:val="18"/>
+              </w:rPr>
+              <w:t>13.41</w:t>
+            </w:r>
+          </w:p>
+        </w:tc>
+        <w:tc>
+          <w:tcPr>
+            <w:tcW w:type="dxa" w:w="1344"/>
+            <w:vAlign w:val="center"/>
+            <w:tcBorders>
+              <w:top w:val="single" w:sz="4" w:color="A6A6A6"/>
+              <w:left w:val="single" w:sz="4" w:color="A6A6A6"/>
+              <w:bottom w:val="single" w:sz="4" w:color="A6A6A6"/>
+              <w:right w:val="single" w:sz="4" w:color="A6A6A6"/>
+            </w:tcBorders>
+          </w:tcPr>
+          <w:p>
+            <w:pPr>
+              <w:spacing w:before="0" w:after="0" w:line="276" w:lineRule="auto"/>
+              <w:ind w:firstLine="0"/>
+              <w:jc w:val="center"/>
+            </w:pPr>
+            <w:r/>
+            <w:r>
+              <w:rPr>
+                <w:rFonts w:ascii="Times New Roman" w:hAnsi="Times New Roman" w:eastAsia="楷体"/>
+                <w:b w:val="0"/>
+                <w:color w:val="000000"/>
+                <w:sz w:val="18"/>
+              </w:rPr>
+              <w:t>7.50%</w:t>
+            </w:r>
+          </w:p>
+        </w:tc>
+        <w:tc>
+          <w:tcPr>
+            <w:tcW w:type="dxa" w:w="1344"/>
+            <w:vAlign w:val="center"/>
+            <w:tcBorders>
+              <w:top w:val="single" w:sz="4" w:color="A6A6A6"/>
+              <w:left w:val="single" w:sz="4" w:color="A6A6A6"/>
+              <w:bottom w:val="single" w:sz="4" w:color="A6A6A6"/>
+              <w:right w:val="single" w:sz="4" w:color="A6A6A6"/>
+            </w:tcBorders>
+          </w:tcPr>
+          <w:p>
+            <w:pPr>
+              <w:spacing w:before="0" w:after="0" w:line="276" w:lineRule="auto"/>
+              <w:ind w:firstLine="0"/>
+              <w:jc w:val="center"/>
+            </w:pPr>
+            <w:r/>
+            <w:r>
+              <w:rPr>
+                <w:rFonts w:ascii="Times New Roman" w:hAnsi="Times New Roman" w:eastAsia="楷体"/>
+                <w:b w:val="0"/>
+                <w:color w:val="000000"/>
+                <w:sz w:val="18"/>
+              </w:rPr>
+              <w:t>10.1:54.6:35.2</w:t>
+            </w:r>
+          </w:p>
+        </w:tc>
+        <w:tc>
+          <w:tcPr>
+            <w:tcW w:type="dxa" w:w="1344"/>
+            <w:vAlign w:val="center"/>
+            <w:tcBorders>
+              <w:top w:val="single" w:sz="4" w:color="A6A6A6"/>
+              <w:left w:val="single" w:sz="4" w:color="A6A6A6"/>
+              <w:bottom w:val="single" w:sz="4" w:color="A6A6A6"/>
+              <w:right w:val="single" w:sz="4" w:color="A6A6A6"/>
+            </w:tcBorders>
+          </w:tcPr>
+          <w:p>
+            <w:pPr>
+              <w:spacing w:before="0" w:after="0" w:line="276" w:lineRule="auto"/>
+              <w:ind w:firstLine="0"/>
+              <w:jc w:val="center"/>
+            </w:pPr>
+            <w:r/>
+            <w:r>
+              <w:rPr>
+                <w:rFonts w:ascii="Times New Roman" w:hAnsi="Times New Roman" w:eastAsia="楷体"/>
+                <w:b w:val="0"/>
+                <w:color w:val="000000"/>
+                <w:sz w:val="18"/>
+              </w:rPr>
+              <w:t>271.45</w:t>
+            </w:r>
+          </w:p>
+        </w:tc>
+        <w:tc>
+          <w:tcPr>
+            <w:tcW w:type="dxa" w:w="1344"/>
+            <w:vAlign w:val="center"/>
+            <w:tcBorders>
+              <w:top w:val="single" w:sz="4" w:color="A6A6A6"/>
+              <w:left w:val="single" w:sz="4" w:color="A6A6A6"/>
+              <w:bottom w:val="single" w:sz="4" w:color="A6A6A6"/>
+              <w:right w:val="single" w:sz="4" w:color="A6A6A6"/>
+            </w:tcBorders>
+          </w:tcPr>
+          <w:p>
+            <w:pPr>
+              <w:spacing w:before="0" w:after="0" w:line="276" w:lineRule="auto"/>
+              <w:ind w:firstLine="0"/>
+              <w:jc w:val="center"/>
+            </w:pPr>
+            <w:r/>
+            <w:r>
+              <w:rPr>
+                <w:rFonts w:ascii="Times New Roman" w:hAnsi="Times New Roman" w:eastAsia="楷体"/>
+                <w:b w:val="0"/>
+                <w:color w:val="000000"/>
+                <w:sz w:val="18"/>
+              </w:rPr>
+              <w:t>317.30</w:t>
+            </w:r>
+          </w:p>
+        </w:tc>
+      </w:tr>
+      <w:tr>
+        <w:tc>
+          <w:tcPr>
+            <w:tcW w:type="dxa" w:w="1344"/>
+            <w:vAlign w:val="center"/>
+            <w:tcBorders>
+              <w:top w:val="single" w:sz="4" w:color="A6A6A6"/>
+              <w:left w:val="single" w:sz="4" w:color="A6A6A6"/>
+              <w:bottom w:val="single" w:sz="4" w:color="A6A6A6"/>
+              <w:right w:val="single" w:sz="4" w:color="A6A6A6"/>
+            </w:tcBorders>
+          </w:tcPr>
+          <w:p>
+            <w:pPr>
+              <w:spacing w:before="0" w:after="0" w:line="276" w:lineRule="auto"/>
+              <w:ind w:firstLine="0"/>
+              <w:jc w:val="left"/>
+            </w:pPr>
+            <w:r/>
+            <w:r>
+              <w:rPr>
+                <w:rFonts w:ascii="Times New Roman" w:hAnsi="Times New Roman" w:eastAsia="楷体"/>
+                <w:b w:val="0"/>
+                <w:color w:val="000000"/>
+                <w:sz w:val="18"/>
+              </w:rPr>
+              <w:t>莆田市</w:t>
+            </w:r>
+          </w:p>
+        </w:tc>
+        <w:tc>
+          <w:tcPr>
+            <w:tcW w:type="dxa" w:w="1344"/>
+            <w:vAlign w:val="center"/>
+            <w:tcBorders>
+              <w:top w:val="single" w:sz="4" w:color="A6A6A6"/>
+              <w:left w:val="single" w:sz="4" w:color="A6A6A6"/>
+              <w:bottom w:val="single" w:sz="4" w:color="A6A6A6"/>
+              <w:right w:val="single" w:sz="4" w:color="A6A6A6"/>
+            </w:tcBorders>
+          </w:tcPr>
+          <w:p>
+            <w:pPr>
+              <w:spacing w:before="0" w:after="0" w:line="276" w:lineRule="auto"/>
+              <w:ind w:firstLine="0"/>
+              <w:jc w:val="center"/>
+            </w:pPr>
+            <w:r/>
+            <w:r>
+              <w:rPr>
+                <w:rFonts w:ascii="Times New Roman" w:hAnsi="Times New Roman" w:eastAsia="楷体"/>
+                <w:b w:val="0"/>
+                <w:color w:val="000000"/>
+                <w:sz w:val="18"/>
+              </w:rPr>
+              <w:t>3,579.52</w:t>
+            </w:r>
+          </w:p>
+        </w:tc>
+        <w:tc>
+          <w:tcPr>
+            <w:tcW w:type="dxa" w:w="1344"/>
+            <w:vAlign w:val="center"/>
+            <w:tcBorders>
+              <w:top w:val="single" w:sz="4" w:color="A6A6A6"/>
+              <w:left w:val="single" w:sz="4" w:color="A6A6A6"/>
+              <w:bottom w:val="single" w:sz="4" w:color="A6A6A6"/>
+              <w:right w:val="single" w:sz="4" w:color="A6A6A6"/>
+            </w:tcBorders>
+          </w:tcPr>
+          <w:p>
+            <w:pPr>
+              <w:spacing w:before="0" w:after="0" w:line="276" w:lineRule="auto"/>
+              <w:ind w:firstLine="0"/>
+              <w:jc w:val="center"/>
+            </w:pPr>
+            <w:r/>
+            <w:r>
+              <w:rPr>
+                <w:rFonts w:ascii="Times New Roman" w:hAnsi="Times New Roman" w:eastAsia="楷体"/>
+                <w:b w:val="0"/>
+                <w:color w:val="000000"/>
+                <w:sz w:val="18"/>
+              </w:rPr>
+              <w:t>11.23</w:t>
+            </w:r>
+          </w:p>
+        </w:tc>
+        <w:tc>
+          <w:tcPr>
+            <w:tcW w:type="dxa" w:w="1344"/>
+            <w:vAlign w:val="center"/>
+            <w:tcBorders>
+              <w:top w:val="single" w:sz="4" w:color="A6A6A6"/>
+              <w:left w:val="single" w:sz="4" w:color="A6A6A6"/>
+              <w:bottom w:val="single" w:sz="4" w:color="A6A6A6"/>
+              <w:right w:val="single" w:sz="4" w:color="A6A6A6"/>
+            </w:tcBorders>
+          </w:tcPr>
+          <w:p>
+            <w:pPr>
+              <w:spacing w:before="0" w:after="0" w:line="276" w:lineRule="auto"/>
+              <w:ind w:firstLine="0"/>
+              <w:jc w:val="center"/>
+            </w:pPr>
+            <w:r/>
+            <w:r>
+              <w:rPr>
+                <w:rFonts w:ascii="Times New Roman" w:hAnsi="Times New Roman" w:eastAsia="楷体"/>
+                <w:b w:val="0"/>
+                <w:color w:val="000000"/>
+                <w:sz w:val="18"/>
+              </w:rPr>
+              <w:t>5.30%</w:t>
+            </w:r>
+          </w:p>
+        </w:tc>
+        <w:tc>
+          <w:tcPr>
+            <w:tcW w:type="dxa" w:w="1344"/>
+            <w:vAlign w:val="center"/>
+            <w:tcBorders>
+              <w:top w:val="single" w:sz="4" w:color="A6A6A6"/>
+              <w:left w:val="single" w:sz="4" w:color="A6A6A6"/>
+              <w:bottom w:val="single" w:sz="4" w:color="A6A6A6"/>
+              <w:right w:val="single" w:sz="4" w:color="A6A6A6"/>
+            </w:tcBorders>
+          </w:tcPr>
+          <w:p>
+            <w:pPr>
+              <w:spacing w:before="0" w:after="0" w:line="276" w:lineRule="auto"/>
+              <w:ind w:firstLine="0"/>
+              <w:jc w:val="center"/>
+            </w:pPr>
+            <w:r/>
+            <w:r>
+              <w:rPr>
+                <w:rFonts w:ascii="Times New Roman" w:hAnsi="Times New Roman" w:eastAsia="楷体"/>
+                <w:b w:val="0"/>
+                <w:color w:val="000000"/>
+                <w:sz w:val="18"/>
+              </w:rPr>
+              <w:t>4.4:45:50.6</w:t>
+            </w:r>
+          </w:p>
+        </w:tc>
+        <w:tc>
+          <w:tcPr>
+            <w:tcW w:type="dxa" w:w="1344"/>
+            <w:vAlign w:val="center"/>
+            <w:tcBorders>
+              <w:top w:val="single" w:sz="4" w:color="A6A6A6"/>
+              <w:left w:val="single" w:sz="4" w:color="A6A6A6"/>
+              <w:bottom w:val="single" w:sz="4" w:color="A6A6A6"/>
+              <w:right w:val="single" w:sz="4" w:color="A6A6A6"/>
+            </w:tcBorders>
+          </w:tcPr>
+          <w:p>
+            <w:pPr>
+              <w:spacing w:before="0" w:after="0" w:line="276" w:lineRule="auto"/>
+              <w:ind w:firstLine="0"/>
+              <w:jc w:val="center"/>
+            </w:pPr>
+            <w:r/>
+            <w:r>
+              <w:rPr>
+                <w:rFonts w:ascii="Times New Roman" w:hAnsi="Times New Roman" w:eastAsia="楷体"/>
+                <w:b w:val="0"/>
+                <w:color w:val="000000"/>
+                <w:sz w:val="18"/>
+              </w:rPr>
+              <w:t>170.60</w:t>
+            </w:r>
+          </w:p>
+        </w:tc>
+        <w:tc>
+          <w:tcPr>
+            <w:tcW w:type="dxa" w:w="1344"/>
+            <w:vAlign w:val="center"/>
+            <w:tcBorders>
+              <w:top w:val="single" w:sz="4" w:color="A6A6A6"/>
+              <w:left w:val="single" w:sz="4" w:color="A6A6A6"/>
+              <w:bottom w:val="single" w:sz="4" w:color="A6A6A6"/>
+              <w:right w:val="single" w:sz="4" w:color="A6A6A6"/>
+            </w:tcBorders>
+          </w:tcPr>
+          <w:p>
+            <w:pPr>
+              <w:spacing w:before="0" w:after="0" w:line="276" w:lineRule="auto"/>
+              <w:ind w:firstLine="0"/>
+              <w:jc w:val="center"/>
+            </w:pPr>
+            <w:r/>
+            <w:r>
+              <w:rPr>
+                <w:rFonts w:ascii="Times New Roman" w:hAnsi="Times New Roman" w:eastAsia="楷体"/>
+                <w:b w:val="0"/>
+                <w:color w:val="000000"/>
+                <w:sz w:val="18"/>
+              </w:rPr>
+              <w:t>318.40</w:t>
+            </w:r>
+          </w:p>
+        </w:tc>
+      </w:tr>
+      <w:tr>
+        <w:tc>
+          <w:tcPr>
+            <w:tcW w:type="dxa" w:w="1344"/>
+            <w:vAlign w:val="center"/>
+            <w:tcBorders>
+              <w:top w:val="single" w:sz="4" w:color="A6A6A6"/>
+              <w:left w:val="single" w:sz="4" w:color="A6A6A6"/>
+              <w:bottom w:val="single" w:sz="4" w:color="A6A6A6"/>
+              <w:right w:val="single" w:sz="4" w:color="A6A6A6"/>
+            </w:tcBorders>
+          </w:tcPr>
+          <w:p>
+            <w:pPr>
+              <w:spacing w:before="0" w:after="0" w:line="276" w:lineRule="auto"/>
+              <w:ind w:firstLine="0"/>
+              <w:jc w:val="left"/>
+            </w:pPr>
+            <w:r/>
+            <w:r>
+              <w:rPr>
+                <w:rFonts w:ascii="Times New Roman" w:hAnsi="Times New Roman" w:eastAsia="楷体"/>
+                <w:b w:val="0"/>
+                <w:color w:val="000000"/>
+                <w:sz w:val="18"/>
+              </w:rPr>
+              <w:t>龙岩市</w:t>
+            </w:r>
+          </w:p>
+        </w:tc>
+        <w:tc>
+          <w:tcPr>
+            <w:tcW w:type="dxa" w:w="1344"/>
+            <w:vAlign w:val="center"/>
+            <w:tcBorders>
+              <w:top w:val="single" w:sz="4" w:color="A6A6A6"/>
+              <w:left w:val="single" w:sz="4" w:color="A6A6A6"/>
+              <w:bottom w:val="single" w:sz="4" w:color="A6A6A6"/>
+              <w:right w:val="single" w:sz="4" w:color="A6A6A6"/>
+            </w:tcBorders>
+          </w:tcPr>
+          <w:p>
+            <w:pPr>
+              <w:spacing w:before="0" w:after="0" w:line="276" w:lineRule="auto"/>
+              <w:ind w:firstLine="0"/>
+              <w:jc w:val="center"/>
+            </w:pPr>
+            <w:r/>
+            <w:r>
+              <w:rPr>
+                <w:rFonts w:ascii="Times New Roman" w:hAnsi="Times New Roman" w:eastAsia="楷体"/>
+                <w:b w:val="0"/>
+                <w:color w:val="000000"/>
+                <w:sz w:val="18"/>
+              </w:rPr>
+              <w:t>3,578.55</w:t>
+            </w:r>
+          </w:p>
+        </w:tc>
+        <w:tc>
+          <w:tcPr>
+            <w:tcW w:type="dxa" w:w="1344"/>
+            <w:vAlign w:val="center"/>
+            <w:tcBorders>
+              <w:top w:val="single" w:sz="4" w:color="A6A6A6"/>
+              <w:left w:val="single" w:sz="4" w:color="A6A6A6"/>
+              <w:bottom w:val="single" w:sz="4" w:color="A6A6A6"/>
+              <w:right w:val="single" w:sz="4" w:color="A6A6A6"/>
+            </w:tcBorders>
+          </w:tcPr>
+          <w:p>
+            <w:pPr>
+              <w:spacing w:before="0" w:after="0" w:line="276" w:lineRule="auto"/>
+              <w:ind w:firstLine="0"/>
+              <w:jc w:val="center"/>
+            </w:pPr>
+            <w:r/>
+            <w:r>
+              <w:rPr>
+                <w:rFonts w:ascii="Times New Roman" w:hAnsi="Times New Roman" w:eastAsia="楷体"/>
+                <w:b w:val="0"/>
+                <w:color w:val="000000"/>
+                <w:sz w:val="18"/>
+              </w:rPr>
+              <w:t>13.36</w:t>
+            </w:r>
+          </w:p>
+        </w:tc>
+        <w:tc>
+          <w:tcPr>
+            <w:tcW w:type="dxa" w:w="1344"/>
+            <w:vAlign w:val="center"/>
+            <w:tcBorders>
+              <w:top w:val="single" w:sz="4" w:color="A6A6A6"/>
+              <w:left w:val="single" w:sz="4" w:color="A6A6A6"/>
+              <w:bottom w:val="single" w:sz="4" w:color="A6A6A6"/>
+              <w:right w:val="single" w:sz="4" w:color="A6A6A6"/>
+            </w:tcBorders>
+          </w:tcPr>
+          <w:p>
+            <w:pPr>
+              <w:spacing w:before="0" w:after="0" w:line="276" w:lineRule="auto"/>
+              <w:ind w:firstLine="0"/>
+              <w:jc w:val="center"/>
+            </w:pPr>
+            <w:r/>
+            <w:r>
+              <w:rPr>
+                <w:rFonts w:ascii="Times New Roman" w:hAnsi="Times New Roman" w:eastAsia="楷体"/>
+                <w:b w:val="0"/>
+                <w:color w:val="000000"/>
+                <w:sz w:val="18"/>
+              </w:rPr>
+              <w:t>4.50%</w:t>
+            </w:r>
+          </w:p>
+        </w:tc>
+        <w:tc>
+          <w:tcPr>
+            <w:tcW w:type="dxa" w:w="1344"/>
+            <w:vAlign w:val="center"/>
+            <w:tcBorders>
+              <w:top w:val="single" w:sz="4" w:color="A6A6A6"/>
+              <w:left w:val="single" w:sz="4" w:color="A6A6A6"/>
+              <w:bottom w:val="single" w:sz="4" w:color="A6A6A6"/>
+              <w:right w:val="single" w:sz="4" w:color="A6A6A6"/>
+            </w:tcBorders>
+          </w:tcPr>
+          <w:p>
+            <w:pPr>
+              <w:spacing w:before="0" w:after="0" w:line="276" w:lineRule="auto"/>
+              <w:ind w:firstLine="0"/>
+              <w:jc w:val="center"/>
+            </w:pPr>
+            <w:r/>
+            <w:r>
+              <w:rPr>
+                <w:rFonts w:ascii="Times New Roman" w:hAnsi="Times New Roman" w:eastAsia="楷体"/>
+                <w:b w:val="0"/>
+                <w:color w:val="000000"/>
+                <w:sz w:val="18"/>
+              </w:rPr>
+              <w:t>9:41.3:49.7</w:t>
+            </w:r>
+          </w:p>
+        </w:tc>
+        <w:tc>
+          <w:tcPr>
+            <w:tcW w:type="dxa" w:w="1344"/>
+            <w:vAlign w:val="center"/>
+            <w:tcBorders>
+              <w:top w:val="single" w:sz="4" w:color="A6A6A6"/>
+              <w:left w:val="single" w:sz="4" w:color="A6A6A6"/>
+              <w:bottom w:val="single" w:sz="4" w:color="A6A6A6"/>
+              <w:right w:val="single" w:sz="4" w:color="A6A6A6"/>
+            </w:tcBorders>
+          </w:tcPr>
+          <w:p>
+            <w:pPr>
+              <w:spacing w:before="0" w:after="0" w:line="276" w:lineRule="auto"/>
+              <w:ind w:firstLine="0"/>
+              <w:jc w:val="center"/>
+            </w:pPr>
+            <w:r/>
+            <w:r>
+              <w:rPr>
+                <w:rFonts w:ascii="Times New Roman" w:hAnsi="Times New Roman" w:eastAsia="楷体"/>
+                <w:b w:val="0"/>
+                <w:color w:val="000000"/>
+                <w:sz w:val="18"/>
+              </w:rPr>
+              <w:t>181.37</w:t>
+            </w:r>
+          </w:p>
+        </w:tc>
+        <w:tc>
+          <w:tcPr>
+            <w:tcW w:type="dxa" w:w="1344"/>
+            <w:vAlign w:val="center"/>
+            <w:tcBorders>
+              <w:top w:val="single" w:sz="4" w:color="A6A6A6"/>
+              <w:left w:val="single" w:sz="4" w:color="A6A6A6"/>
+              <w:bottom w:val="single" w:sz="4" w:color="A6A6A6"/>
+              <w:right w:val="single" w:sz="4" w:color="A6A6A6"/>
+            </w:tcBorders>
+          </w:tcPr>
+          <w:p>
+            <w:pPr>
+              <w:spacing w:before="0" w:after="0" w:line="276" w:lineRule="auto"/>
+              <w:ind w:firstLine="0"/>
+              <w:jc w:val="center"/>
+            </w:pPr>
+            <w:r/>
+            <w:r>
+              <w:rPr>
+                <w:rFonts w:ascii="Times New Roman" w:hAnsi="Times New Roman" w:eastAsia="楷体"/>
+                <w:b w:val="0"/>
+                <w:color w:val="000000"/>
+                <w:sz w:val="18"/>
+              </w:rPr>
+              <w:t>266.80</w:t>
+            </w:r>
+          </w:p>
+        </w:tc>
+      </w:tr>
+      <w:tr>
+        <w:tc>
+          <w:tcPr>
+            <w:tcW w:type="dxa" w:w="1344"/>
+            <w:vAlign w:val="center"/>
+            <w:tcBorders>
+              <w:top w:val="single" w:sz="4" w:color="A6A6A6"/>
+              <w:left w:val="single" w:sz="4" w:color="A6A6A6"/>
+              <w:bottom w:val="single" w:sz="4" w:color="A6A6A6"/>
+              <w:right w:val="single" w:sz="4" w:color="A6A6A6"/>
+            </w:tcBorders>
+          </w:tcPr>
+          <w:p>
+            <w:pPr>
+              <w:spacing w:before="0" w:after="0" w:line="276" w:lineRule="auto"/>
+              <w:ind w:firstLine="0"/>
+              <w:jc w:val="left"/>
+            </w:pPr>
+            <w:r/>
+            <w:r>
+              <w:rPr>
+                <w:rFonts w:ascii="Times New Roman" w:hAnsi="Times New Roman" w:eastAsia="楷体"/>
+                <w:b w:val="0"/>
+                <w:color w:val="000000"/>
+                <w:sz w:val="18"/>
+              </w:rPr>
+              <w:t>三明市</w:t>
+            </w:r>
+          </w:p>
+        </w:tc>
+        <w:tc>
+          <w:tcPr>
+            <w:tcW w:type="dxa" w:w="1344"/>
+            <w:vAlign w:val="center"/>
+            <w:tcBorders>
+              <w:top w:val="single" w:sz="4" w:color="A6A6A6"/>
+              <w:left w:val="single" w:sz="4" w:color="A6A6A6"/>
+              <w:bottom w:val="single" w:sz="4" w:color="A6A6A6"/>
+              <w:right w:val="single" w:sz="4" w:color="A6A6A6"/>
+            </w:tcBorders>
+          </w:tcPr>
+          <w:p>
+            <w:pPr>
+              <w:spacing w:before="0" w:after="0" w:line="276" w:lineRule="auto"/>
+              <w:ind w:firstLine="0"/>
+              <w:jc w:val="center"/>
+            </w:pPr>
+            <w:r/>
+            <w:r>
+              <w:rPr>
+                <w:rFonts w:ascii="Times New Roman" w:hAnsi="Times New Roman" w:eastAsia="楷体"/>
+                <w:b w:val="0"/>
+                <w:color w:val="000000"/>
+                <w:sz w:val="18"/>
+              </w:rPr>
+              <w:t>2,511.98</w:t>
+            </w:r>
+          </w:p>
+        </w:tc>
+        <w:tc>
+          <w:tcPr>
+            <w:tcW w:type="dxa" w:w="1344"/>
+            <w:vAlign w:val="center"/>
+            <w:tcBorders>
+              <w:top w:val="single" w:sz="4" w:color="A6A6A6"/>
+              <w:left w:val="single" w:sz="4" w:color="A6A6A6"/>
+              <w:bottom w:val="single" w:sz="4" w:color="A6A6A6"/>
+              <w:right w:val="single" w:sz="4" w:color="A6A6A6"/>
+            </w:tcBorders>
+          </w:tcPr>
+          <w:p>
+            <w:pPr>
+              <w:spacing w:before="0" w:after="0" w:line="276" w:lineRule="auto"/>
+              <w:ind w:firstLine="0"/>
+              <w:jc w:val="center"/>
+            </w:pPr>
+            <w:r/>
+            <w:r>
+              <w:rPr>
+                <w:rFonts w:ascii="Times New Roman" w:hAnsi="Times New Roman" w:eastAsia="楷体"/>
+                <w:b w:val="0"/>
+                <w:color w:val="000000"/>
+                <w:sz w:val="18"/>
+              </w:rPr>
+              <w:t>12.50</w:t>
+            </w:r>
+          </w:p>
+        </w:tc>
+        <w:tc>
+          <w:tcPr>
+            <w:tcW w:type="dxa" w:w="1344"/>
+            <w:vAlign w:val="center"/>
+            <w:tcBorders>
+              <w:top w:val="single" w:sz="4" w:color="A6A6A6"/>
+              <w:left w:val="single" w:sz="4" w:color="A6A6A6"/>
+              <w:bottom w:val="single" w:sz="4" w:color="A6A6A6"/>
+              <w:right w:val="single" w:sz="4" w:color="A6A6A6"/>
+            </w:tcBorders>
+          </w:tcPr>
+          <w:p>
+            <w:pPr>
+              <w:spacing w:before="0" w:after="0" w:line="276" w:lineRule="auto"/>
+              <w:ind w:firstLine="0"/>
+              <w:jc w:val="center"/>
+            </w:pPr>
+            <w:r/>
+            <w:r>
+              <w:rPr>
+                <w:rFonts w:ascii="Times New Roman" w:hAnsi="Times New Roman" w:eastAsia="楷体"/>
+                <w:b w:val="0"/>
+                <w:color w:val="000000"/>
+                <w:sz w:val="18"/>
+              </w:rPr>
+              <w:t>-4.30%</w:t>
+            </w:r>
+          </w:p>
+        </w:tc>
+        <w:tc>
+          <w:tcPr>
+            <w:tcW w:type="dxa" w:w="1344"/>
+            <w:vAlign w:val="center"/>
+            <w:tcBorders>
+              <w:top w:val="single" w:sz="4" w:color="A6A6A6"/>
+              <w:left w:val="single" w:sz="4" w:color="A6A6A6"/>
+              <w:bottom w:val="single" w:sz="4" w:color="A6A6A6"/>
+              <w:right w:val="single" w:sz="4" w:color="A6A6A6"/>
+            </w:tcBorders>
+          </w:tcPr>
+          <w:p>
+            <w:pPr>
+              <w:spacing w:before="0" w:after="0" w:line="276" w:lineRule="auto"/>
+              <w:ind w:firstLine="0"/>
+              <w:jc w:val="center"/>
+            </w:pPr>
+            <w:r/>
+            <w:r>
+              <w:rPr>
+                <w:rFonts w:ascii="Times New Roman" w:hAnsi="Times New Roman" w:eastAsia="楷体"/>
+                <w:b w:val="0"/>
+                <w:color w:val="000000"/>
+                <w:sz w:val="18"/>
+              </w:rPr>
+              <w:t xml:space="preserve"> </w:t>
+            </w:r>
+          </w:p>
+        </w:tc>
+        <w:tc>
+          <w:tcPr>
+            <w:tcW w:type="dxa" w:w="1344"/>
+            <w:vAlign w:val="center"/>
+            <w:tcBorders>
+              <w:top w:val="single" w:sz="4" w:color="A6A6A6"/>
+              <w:left w:val="single" w:sz="4" w:color="A6A6A6"/>
+              <w:bottom w:val="single" w:sz="4" w:color="A6A6A6"/>
+              <w:right w:val="single" w:sz="4" w:color="A6A6A6"/>
+            </w:tcBorders>
+          </w:tcPr>
+          <w:p>
+            <w:pPr>
+              <w:spacing w:before="0" w:after="0" w:line="276" w:lineRule="auto"/>
+              <w:ind w:firstLine="0"/>
+              <w:jc w:val="center"/>
+            </w:pPr>
+            <w:r/>
+            <w:r>
+              <w:rPr>
+                <w:rFonts w:ascii="Times New Roman" w:hAnsi="Times New Roman" w:eastAsia="楷体"/>
+                <w:b w:val="0"/>
+                <w:color w:val="000000"/>
+                <w:sz w:val="18"/>
+              </w:rPr>
+              <w:t>120.12</w:t>
             </w:r>
           </w:p>
         </w:tc>
@@ -977,7 +2002,7 @@
                 <w:color w:val="000000"/>
                 <w:sz w:val="18"/>
               </w:rPr>
-              <w:t>松原市</w:t>
+              <w:t>南平市</w:t>
             </w:r>
           </w:p>
         </w:tc>
@@ -1006,7 +2031,7 @@
                 <w:color w:val="000000"/>
                 <w:sz w:val="18"/>
               </w:rPr>
-              <w:t>1,030.60</w:t>
+              <w:t>2,189.73</w:t>
             </w:r>
           </w:p>
         </w:tc>
@@ -1035,7 +2060,7 @@
                 <w:color w:val="000000"/>
                 <w:sz w:val="18"/>
               </w:rPr>
-              <w:t>—</w:t>
+              <w:t>8.38</w:t>
             </w:r>
           </w:p>
         </w:tc>
@@ -1064,7 +2089,7 @@
                 <w:color w:val="000000"/>
                 <w:sz w:val="18"/>
               </w:rPr>
-              <w:t>4.20%</w:t>
+              <w:t>5.00%</w:t>
             </w:r>
           </w:p>
         </w:tc>
@@ -1093,7 +2118,7 @@
                 <w:color w:val="000000"/>
                 <w:sz w:val="18"/>
               </w:rPr>
-              <w:t xml:space="preserve"> </w:t>
+              <w:t>18.4:32.4:49.2</w:t>
             </w:r>
           </w:p>
         </w:tc>
@@ -1122,7 +2147,7 @@
                 <w:color w:val="000000"/>
                 <w:sz w:val="18"/>
               </w:rPr>
-              <w:t>—</w:t>
+              <w:t>119.21</w:t>
             </w:r>
           </w:p>
         </w:tc>
@@ -1151,1032 +2176,7 @@
                 <w:color w:val="000000"/>
                 <w:sz w:val="18"/>
               </w:rPr>
-              <w:t>—</w:t>
-            </w:r>
-          </w:p>
-        </w:tc>
-      </w:tr>
-      <w:tr>
-        <w:tc>
-          <w:tcPr>
-            <w:tcW w:type="dxa" w:w="1344"/>
-            <w:vAlign w:val="center"/>
-            <w:tcBorders>
-              <w:top w:val="single" w:sz="4" w:color="A6A6A6"/>
-              <w:left w:val="single" w:sz="4" w:color="A6A6A6"/>
-              <w:bottom w:val="single" w:sz="4" w:color="A6A6A6"/>
-              <w:right w:val="single" w:sz="4" w:color="A6A6A6"/>
-            </w:tcBorders>
-          </w:tcPr>
-          <w:p>
-            <w:pPr>
-              <w:spacing w:before="0" w:after="0" w:line="276" w:lineRule="auto"/>
-              <w:ind w:firstLine="0"/>
-              <w:jc w:val="left"/>
-            </w:pPr>
-            <w:r/>
-            <w:r>
-              <w:rPr>
-                <w:rFonts w:ascii="Times New Roman" w:hAnsi="Times New Roman" w:eastAsia="楷体"/>
-                <w:b w:val="0"/>
-                <w:color w:val="000000"/>
-                <w:sz w:val="18"/>
-              </w:rPr>
-              <w:t>白城市</w:t>
-            </w:r>
-          </w:p>
-        </w:tc>
-        <w:tc>
-          <w:tcPr>
-            <w:tcW w:type="dxa" w:w="1344"/>
-            <w:vAlign w:val="center"/>
-            <w:tcBorders>
-              <w:top w:val="single" w:sz="4" w:color="A6A6A6"/>
-              <w:left w:val="single" w:sz="4" w:color="A6A6A6"/>
-              <w:bottom w:val="single" w:sz="4" w:color="A6A6A6"/>
-              <w:right w:val="single" w:sz="4" w:color="A6A6A6"/>
-            </w:tcBorders>
-          </w:tcPr>
-          <w:p>
-            <w:pPr>
-              <w:spacing w:before="0" w:after="0" w:line="276" w:lineRule="auto"/>
-              <w:ind w:firstLine="0"/>
-              <w:jc w:val="center"/>
-            </w:pPr>
-            <w:r/>
-            <w:r>
-              <w:rPr>
-                <w:rFonts w:ascii="Times New Roman" w:hAnsi="Times New Roman" w:eastAsia="楷体"/>
-                <w:b w:val="0"/>
-                <w:color w:val="000000"/>
-                <w:sz w:val="18"/>
-              </w:rPr>
-              <w:t>626.52</w:t>
-            </w:r>
-          </w:p>
-        </w:tc>
-        <w:tc>
-          <w:tcPr>
-            <w:tcW w:type="dxa" w:w="1344"/>
-            <w:vAlign w:val="center"/>
-            <w:tcBorders>
-              <w:top w:val="single" w:sz="4" w:color="A6A6A6"/>
-              <w:left w:val="single" w:sz="4" w:color="A6A6A6"/>
-              <w:bottom w:val="single" w:sz="4" w:color="A6A6A6"/>
-              <w:right w:val="single" w:sz="4" w:color="A6A6A6"/>
-            </w:tcBorders>
-          </w:tcPr>
-          <w:p>
-            <w:pPr>
-              <w:spacing w:before="0" w:after="0" w:line="276" w:lineRule="auto"/>
-              <w:ind w:firstLine="0"/>
-              <w:jc w:val="center"/>
-            </w:pPr>
-            <w:r/>
-            <w:r>
-              <w:rPr>
-                <w:rFonts w:ascii="Times New Roman" w:hAnsi="Times New Roman" w:eastAsia="楷体"/>
-                <w:b w:val="0"/>
-                <w:color w:val="000000"/>
-                <w:sz w:val="18"/>
-              </w:rPr>
-              <w:t>—</w:t>
-            </w:r>
-          </w:p>
-        </w:tc>
-        <w:tc>
-          <w:tcPr>
-            <w:tcW w:type="dxa" w:w="1344"/>
-            <w:vAlign w:val="center"/>
-            <w:tcBorders>
-              <w:top w:val="single" w:sz="4" w:color="A6A6A6"/>
-              <w:left w:val="single" w:sz="4" w:color="A6A6A6"/>
-              <w:bottom w:val="single" w:sz="4" w:color="A6A6A6"/>
-              <w:right w:val="single" w:sz="4" w:color="A6A6A6"/>
-            </w:tcBorders>
-          </w:tcPr>
-          <w:p>
-            <w:pPr>
-              <w:spacing w:before="0" w:after="0" w:line="276" w:lineRule="auto"/>
-              <w:ind w:firstLine="0"/>
-              <w:jc w:val="center"/>
-            </w:pPr>
-            <w:r/>
-            <w:r>
-              <w:rPr>
-                <w:rFonts w:ascii="Times New Roman" w:hAnsi="Times New Roman" w:eastAsia="楷体"/>
-                <w:b w:val="0"/>
-                <w:color w:val="000000"/>
-                <w:sz w:val="18"/>
-              </w:rPr>
-              <w:t>4.40%</w:t>
-            </w:r>
-          </w:p>
-        </w:tc>
-        <w:tc>
-          <w:tcPr>
-            <w:tcW w:type="dxa" w:w="1344"/>
-            <w:vAlign w:val="center"/>
-            <w:tcBorders>
-              <w:top w:val="single" w:sz="4" w:color="A6A6A6"/>
-              <w:left w:val="single" w:sz="4" w:color="A6A6A6"/>
-              <w:bottom w:val="single" w:sz="4" w:color="A6A6A6"/>
-              <w:right w:val="single" w:sz="4" w:color="A6A6A6"/>
-            </w:tcBorders>
-          </w:tcPr>
-          <w:p>
-            <w:pPr>
-              <w:spacing w:before="0" w:after="0" w:line="276" w:lineRule="auto"/>
-              <w:ind w:firstLine="0"/>
-              <w:jc w:val="center"/>
-            </w:pPr>
-            <w:r/>
-            <w:r>
-              <w:rPr>
-                <w:rFonts w:ascii="Times New Roman" w:hAnsi="Times New Roman" w:eastAsia="楷体"/>
-                <w:b w:val="0"/>
-                <w:color w:val="000000"/>
-                <w:sz w:val="18"/>
-              </w:rPr>
-              <w:t xml:space="preserve"> </w:t>
-            </w:r>
-          </w:p>
-        </w:tc>
-        <w:tc>
-          <w:tcPr>
-            <w:tcW w:type="dxa" w:w="1344"/>
-            <w:vAlign w:val="center"/>
-            <w:tcBorders>
-              <w:top w:val="single" w:sz="4" w:color="A6A6A6"/>
-              <w:left w:val="single" w:sz="4" w:color="A6A6A6"/>
-              <w:bottom w:val="single" w:sz="4" w:color="A6A6A6"/>
-              <w:right w:val="single" w:sz="4" w:color="A6A6A6"/>
-            </w:tcBorders>
-          </w:tcPr>
-          <w:p>
-            <w:pPr>
-              <w:spacing w:before="0" w:after="0" w:line="276" w:lineRule="auto"/>
-              <w:ind w:firstLine="0"/>
-              <w:jc w:val="center"/>
-            </w:pPr>
-            <w:r/>
-            <w:r>
-              <w:rPr>
-                <w:rFonts w:ascii="Times New Roman" w:hAnsi="Times New Roman" w:eastAsia="楷体"/>
-                <w:b w:val="0"/>
-                <w:color w:val="000000"/>
-                <w:sz w:val="18"/>
-              </w:rPr>
-              <w:t>44.36</w:t>
-            </w:r>
-          </w:p>
-        </w:tc>
-        <w:tc>
-          <w:tcPr>
-            <w:tcW w:type="dxa" w:w="1344"/>
-            <w:vAlign w:val="center"/>
-            <w:tcBorders>
-              <w:top w:val="single" w:sz="4" w:color="A6A6A6"/>
-              <w:left w:val="single" w:sz="4" w:color="A6A6A6"/>
-              <w:bottom w:val="single" w:sz="4" w:color="A6A6A6"/>
-              <w:right w:val="single" w:sz="4" w:color="A6A6A6"/>
-            </w:tcBorders>
-          </w:tcPr>
-          <w:p>
-            <w:pPr>
-              <w:spacing w:before="0" w:after="0" w:line="276" w:lineRule="auto"/>
-              <w:ind w:firstLine="0"/>
-              <w:jc w:val="center"/>
-            </w:pPr>
-            <w:r/>
-            <w:r>
-              <w:rPr>
-                <w:rFonts w:ascii="Times New Roman" w:hAnsi="Times New Roman" w:eastAsia="楷体"/>
-                <w:b w:val="0"/>
-                <w:color w:val="000000"/>
-                <w:sz w:val="18"/>
-              </w:rPr>
-              <w:t>—</w:t>
-            </w:r>
-          </w:p>
-        </w:tc>
-      </w:tr>
-      <w:tr>
-        <w:tc>
-          <w:tcPr>
-            <w:tcW w:type="dxa" w:w="1344"/>
-            <w:vAlign w:val="center"/>
-            <w:tcBorders>
-              <w:top w:val="single" w:sz="4" w:color="A6A6A6"/>
-              <w:left w:val="single" w:sz="4" w:color="A6A6A6"/>
-              <w:bottom w:val="single" w:sz="4" w:color="A6A6A6"/>
-              <w:right w:val="single" w:sz="4" w:color="A6A6A6"/>
-            </w:tcBorders>
-          </w:tcPr>
-          <w:p>
-            <w:pPr>
-              <w:spacing w:before="0" w:after="0" w:line="276" w:lineRule="auto"/>
-              <w:ind w:firstLine="0"/>
-              <w:jc w:val="left"/>
-            </w:pPr>
-            <w:r/>
-            <w:r>
-              <w:rPr>
-                <w:rFonts w:ascii="Times New Roman" w:hAnsi="Times New Roman" w:eastAsia="楷体"/>
-                <w:b w:val="0"/>
-                <w:color w:val="000000"/>
-                <w:sz w:val="18"/>
-              </w:rPr>
-              <w:t>四平市</w:t>
-            </w:r>
-          </w:p>
-        </w:tc>
-        <w:tc>
-          <w:tcPr>
-            <w:tcW w:type="dxa" w:w="1344"/>
-            <w:vAlign w:val="center"/>
-            <w:tcBorders>
-              <w:top w:val="single" w:sz="4" w:color="A6A6A6"/>
-              <w:left w:val="single" w:sz="4" w:color="A6A6A6"/>
-              <w:bottom w:val="single" w:sz="4" w:color="A6A6A6"/>
-              <w:right w:val="single" w:sz="4" w:color="A6A6A6"/>
-            </w:tcBorders>
-          </w:tcPr>
-          <w:p>
-            <w:pPr>
-              <w:spacing w:before="0" w:after="0" w:line="276" w:lineRule="auto"/>
-              <w:ind w:firstLine="0"/>
-              <w:jc w:val="center"/>
-            </w:pPr>
-            <w:r/>
-            <w:r>
-              <w:rPr>
-                <w:rFonts w:ascii="Times New Roman" w:hAnsi="Times New Roman" w:eastAsia="楷体"/>
-                <w:b w:val="0"/>
-                <w:color w:val="000000"/>
-                <w:sz w:val="18"/>
-              </w:rPr>
-              <w:t>601.57</w:t>
-            </w:r>
-          </w:p>
-        </w:tc>
-        <w:tc>
-          <w:tcPr>
-            <w:tcW w:type="dxa" w:w="1344"/>
-            <w:vAlign w:val="center"/>
-            <w:tcBorders>
-              <w:top w:val="single" w:sz="4" w:color="A6A6A6"/>
-              <w:left w:val="single" w:sz="4" w:color="A6A6A6"/>
-              <w:bottom w:val="single" w:sz="4" w:color="A6A6A6"/>
-              <w:right w:val="single" w:sz="4" w:color="A6A6A6"/>
-            </w:tcBorders>
-          </w:tcPr>
-          <w:p>
-            <w:pPr>
-              <w:spacing w:before="0" w:after="0" w:line="276" w:lineRule="auto"/>
-              <w:ind w:firstLine="0"/>
-              <w:jc w:val="center"/>
-            </w:pPr>
-            <w:r/>
-            <w:r>
-              <w:rPr>
-                <w:rFonts w:ascii="Times New Roman" w:hAnsi="Times New Roman" w:eastAsia="楷体"/>
-                <w:b w:val="0"/>
-                <w:color w:val="000000"/>
-                <w:sz w:val="18"/>
-              </w:rPr>
-              <w:t>—</w:t>
-            </w:r>
-          </w:p>
-        </w:tc>
-        <w:tc>
-          <w:tcPr>
-            <w:tcW w:type="dxa" w:w="1344"/>
-            <w:vAlign w:val="center"/>
-            <w:tcBorders>
-              <w:top w:val="single" w:sz="4" w:color="A6A6A6"/>
-              <w:left w:val="single" w:sz="4" w:color="A6A6A6"/>
-              <w:bottom w:val="single" w:sz="4" w:color="A6A6A6"/>
-              <w:right w:val="single" w:sz="4" w:color="A6A6A6"/>
-            </w:tcBorders>
-          </w:tcPr>
-          <w:p>
-            <w:pPr>
-              <w:spacing w:before="0" w:after="0" w:line="276" w:lineRule="auto"/>
-              <w:ind w:firstLine="0"/>
-              <w:jc w:val="center"/>
-            </w:pPr>
-            <w:r/>
-            <w:r>
-              <w:rPr>
-                <w:rFonts w:ascii="Times New Roman" w:hAnsi="Times New Roman" w:eastAsia="楷体"/>
-                <w:b w:val="0"/>
-                <w:color w:val="000000"/>
-                <w:sz w:val="18"/>
-              </w:rPr>
-              <w:t>4.60%</w:t>
-            </w:r>
-          </w:p>
-        </w:tc>
-        <w:tc>
-          <w:tcPr>
-            <w:tcW w:type="dxa" w:w="1344"/>
-            <w:vAlign w:val="center"/>
-            <w:tcBorders>
-              <w:top w:val="single" w:sz="4" w:color="A6A6A6"/>
-              <w:left w:val="single" w:sz="4" w:color="A6A6A6"/>
-              <w:bottom w:val="single" w:sz="4" w:color="A6A6A6"/>
-              <w:right w:val="single" w:sz="4" w:color="A6A6A6"/>
-            </w:tcBorders>
-          </w:tcPr>
-          <w:p>
-            <w:pPr>
-              <w:spacing w:before="0" w:after="0" w:line="276" w:lineRule="auto"/>
-              <w:ind w:firstLine="0"/>
-              <w:jc w:val="center"/>
-            </w:pPr>
-            <w:r/>
-            <w:r>
-              <w:rPr>
-                <w:rFonts w:ascii="Times New Roman" w:hAnsi="Times New Roman" w:eastAsia="楷体"/>
-                <w:b w:val="0"/>
-                <w:color w:val="000000"/>
-                <w:sz w:val="18"/>
-              </w:rPr>
-              <w:t xml:space="preserve"> </w:t>
-            </w:r>
-          </w:p>
-        </w:tc>
-        <w:tc>
-          <w:tcPr>
-            <w:tcW w:type="dxa" w:w="1344"/>
-            <w:vAlign w:val="center"/>
-            <w:tcBorders>
-              <w:top w:val="single" w:sz="4" w:color="A6A6A6"/>
-              <w:left w:val="single" w:sz="4" w:color="A6A6A6"/>
-              <w:bottom w:val="single" w:sz="4" w:color="A6A6A6"/>
-              <w:right w:val="single" w:sz="4" w:color="A6A6A6"/>
-            </w:tcBorders>
-          </w:tcPr>
-          <w:p>
-            <w:pPr>
-              <w:spacing w:before="0" w:after="0" w:line="276" w:lineRule="auto"/>
-              <w:ind w:firstLine="0"/>
-              <w:jc w:val="center"/>
-            </w:pPr>
-            <w:r/>
-            <w:r>
-              <w:rPr>
-                <w:rFonts w:ascii="Times New Roman" w:hAnsi="Times New Roman" w:eastAsia="楷体"/>
-                <w:b w:val="0"/>
-                <w:color w:val="000000"/>
-                <w:sz w:val="18"/>
-              </w:rPr>
-              <w:t>—</w:t>
-            </w:r>
-          </w:p>
-        </w:tc>
-        <w:tc>
-          <w:tcPr>
-            <w:tcW w:type="dxa" w:w="1344"/>
-            <w:vAlign w:val="center"/>
-            <w:tcBorders>
-              <w:top w:val="single" w:sz="4" w:color="A6A6A6"/>
-              <w:left w:val="single" w:sz="4" w:color="A6A6A6"/>
-              <w:bottom w:val="single" w:sz="4" w:color="A6A6A6"/>
-              <w:right w:val="single" w:sz="4" w:color="A6A6A6"/>
-            </w:tcBorders>
-          </w:tcPr>
-          <w:p>
-            <w:pPr>
-              <w:spacing w:before="0" w:after="0" w:line="276" w:lineRule="auto"/>
-              <w:ind w:firstLine="0"/>
-              <w:jc w:val="center"/>
-            </w:pPr>
-            <w:r/>
-            <w:r>
-              <w:rPr>
-                <w:rFonts w:ascii="Times New Roman" w:hAnsi="Times New Roman" w:eastAsia="楷体"/>
-                <w:b w:val="0"/>
-                <w:color w:val="000000"/>
-                <w:sz w:val="18"/>
-              </w:rPr>
-              <w:t>—</w:t>
-            </w:r>
-          </w:p>
-        </w:tc>
-      </w:tr>
-      <w:tr>
-        <w:tc>
-          <w:tcPr>
-            <w:tcW w:type="dxa" w:w="1344"/>
-            <w:vAlign w:val="center"/>
-            <w:tcBorders>
-              <w:top w:val="single" w:sz="4" w:color="A6A6A6"/>
-              <w:left w:val="single" w:sz="4" w:color="A6A6A6"/>
-              <w:bottom w:val="single" w:sz="4" w:color="A6A6A6"/>
-              <w:right w:val="single" w:sz="4" w:color="A6A6A6"/>
-            </w:tcBorders>
-          </w:tcPr>
-          <w:p>
-            <w:pPr>
-              <w:spacing w:before="0" w:after="0" w:line="276" w:lineRule="auto"/>
-              <w:ind w:firstLine="0"/>
-              <w:jc w:val="left"/>
-            </w:pPr>
-            <w:r/>
-            <w:r>
-              <w:rPr>
-                <w:rFonts w:ascii="Times New Roman" w:hAnsi="Times New Roman" w:eastAsia="楷体"/>
-                <w:b w:val="0"/>
-                <w:color w:val="000000"/>
-                <w:sz w:val="18"/>
-              </w:rPr>
-              <w:t>通化市</w:t>
-            </w:r>
-          </w:p>
-        </w:tc>
-        <w:tc>
-          <w:tcPr>
-            <w:tcW w:type="dxa" w:w="1344"/>
-            <w:vAlign w:val="center"/>
-            <w:tcBorders>
-              <w:top w:val="single" w:sz="4" w:color="A6A6A6"/>
-              <w:left w:val="single" w:sz="4" w:color="A6A6A6"/>
-              <w:bottom w:val="single" w:sz="4" w:color="A6A6A6"/>
-              <w:right w:val="single" w:sz="4" w:color="A6A6A6"/>
-            </w:tcBorders>
-          </w:tcPr>
-          <w:p>
-            <w:pPr>
-              <w:spacing w:before="0" w:after="0" w:line="276" w:lineRule="auto"/>
-              <w:ind w:firstLine="0"/>
-              <w:jc w:val="center"/>
-            </w:pPr>
-            <w:r/>
-            <w:r>
-              <w:rPr>
-                <w:rFonts w:ascii="Times New Roman" w:hAnsi="Times New Roman" w:eastAsia="楷体"/>
-                <w:b w:val="0"/>
-                <w:color w:val="000000"/>
-                <w:sz w:val="18"/>
-              </w:rPr>
-              <w:t>592.14</w:t>
-            </w:r>
-          </w:p>
-        </w:tc>
-        <w:tc>
-          <w:tcPr>
-            <w:tcW w:type="dxa" w:w="1344"/>
-            <w:vAlign w:val="center"/>
-            <w:tcBorders>
-              <w:top w:val="single" w:sz="4" w:color="A6A6A6"/>
-              <w:left w:val="single" w:sz="4" w:color="A6A6A6"/>
-              <w:bottom w:val="single" w:sz="4" w:color="A6A6A6"/>
-              <w:right w:val="single" w:sz="4" w:color="A6A6A6"/>
-            </w:tcBorders>
-          </w:tcPr>
-          <w:p>
-            <w:pPr>
-              <w:spacing w:before="0" w:after="0" w:line="276" w:lineRule="auto"/>
-              <w:ind w:firstLine="0"/>
-              <w:jc w:val="center"/>
-            </w:pPr>
-            <w:r/>
-            <w:r>
-              <w:rPr>
-                <w:rFonts w:ascii="Times New Roman" w:hAnsi="Times New Roman" w:eastAsia="楷体"/>
-                <w:b w:val="0"/>
-                <w:color w:val="000000"/>
-                <w:sz w:val="18"/>
-              </w:rPr>
-              <w:t>—</w:t>
-            </w:r>
-          </w:p>
-        </w:tc>
-        <w:tc>
-          <w:tcPr>
-            <w:tcW w:type="dxa" w:w="1344"/>
-            <w:vAlign w:val="center"/>
-            <w:tcBorders>
-              <w:top w:val="single" w:sz="4" w:color="A6A6A6"/>
-              <w:left w:val="single" w:sz="4" w:color="A6A6A6"/>
-              <w:bottom w:val="single" w:sz="4" w:color="A6A6A6"/>
-              <w:right w:val="single" w:sz="4" w:color="A6A6A6"/>
-            </w:tcBorders>
-          </w:tcPr>
-          <w:p>
-            <w:pPr>
-              <w:spacing w:before="0" w:after="0" w:line="276" w:lineRule="auto"/>
-              <w:ind w:firstLine="0"/>
-              <w:jc w:val="center"/>
-            </w:pPr>
-            <w:r/>
-            <w:r>
-              <w:rPr>
-                <w:rFonts w:ascii="Times New Roman" w:hAnsi="Times New Roman" w:eastAsia="楷体"/>
-                <w:b w:val="0"/>
-                <w:color w:val="000000"/>
-                <w:sz w:val="18"/>
-              </w:rPr>
-              <w:t>4.50%</w:t>
-            </w:r>
-          </w:p>
-        </w:tc>
-        <w:tc>
-          <w:tcPr>
-            <w:tcW w:type="dxa" w:w="1344"/>
-            <w:vAlign w:val="center"/>
-            <w:tcBorders>
-              <w:top w:val="single" w:sz="4" w:color="A6A6A6"/>
-              <w:left w:val="single" w:sz="4" w:color="A6A6A6"/>
-              <w:bottom w:val="single" w:sz="4" w:color="A6A6A6"/>
-              <w:right w:val="single" w:sz="4" w:color="A6A6A6"/>
-            </w:tcBorders>
-          </w:tcPr>
-          <w:p>
-            <w:pPr>
-              <w:spacing w:before="0" w:after="0" w:line="276" w:lineRule="auto"/>
-              <w:ind w:firstLine="0"/>
-              <w:jc w:val="center"/>
-            </w:pPr>
-            <w:r/>
-            <w:r>
-              <w:rPr>
-                <w:rFonts w:ascii="Times New Roman" w:hAnsi="Times New Roman" w:eastAsia="楷体"/>
-                <w:b w:val="0"/>
-                <w:color w:val="000000"/>
-                <w:sz w:val="18"/>
-              </w:rPr>
-              <w:t xml:space="preserve"> </w:t>
-            </w:r>
-          </w:p>
-        </w:tc>
-        <w:tc>
-          <w:tcPr>
-            <w:tcW w:type="dxa" w:w="1344"/>
-            <w:vAlign w:val="center"/>
-            <w:tcBorders>
-              <w:top w:val="single" w:sz="4" w:color="A6A6A6"/>
-              <w:left w:val="single" w:sz="4" w:color="A6A6A6"/>
-              <w:bottom w:val="single" w:sz="4" w:color="A6A6A6"/>
-              <w:right w:val="single" w:sz="4" w:color="A6A6A6"/>
-            </w:tcBorders>
-          </w:tcPr>
-          <w:p>
-            <w:pPr>
-              <w:spacing w:before="0" w:after="0" w:line="276" w:lineRule="auto"/>
-              <w:ind w:firstLine="0"/>
-              <w:jc w:val="center"/>
-            </w:pPr>
-            <w:r/>
-            <w:r>
-              <w:rPr>
-                <w:rFonts w:ascii="Times New Roman" w:hAnsi="Times New Roman" w:eastAsia="楷体"/>
-                <w:b w:val="0"/>
-                <w:color w:val="000000"/>
-                <w:sz w:val="18"/>
-              </w:rPr>
-              <w:t>66.92</w:t>
-            </w:r>
-          </w:p>
-        </w:tc>
-        <w:tc>
-          <w:tcPr>
-            <w:tcW w:type="dxa" w:w="1344"/>
-            <w:vAlign w:val="center"/>
-            <w:tcBorders>
-              <w:top w:val="single" w:sz="4" w:color="A6A6A6"/>
-              <w:left w:val="single" w:sz="4" w:color="A6A6A6"/>
-              <w:bottom w:val="single" w:sz="4" w:color="A6A6A6"/>
-              <w:right w:val="single" w:sz="4" w:color="A6A6A6"/>
-            </w:tcBorders>
-          </w:tcPr>
-          <w:p>
-            <w:pPr>
-              <w:spacing w:before="0" w:after="0" w:line="276" w:lineRule="auto"/>
-              <w:ind w:firstLine="0"/>
-              <w:jc w:val="center"/>
-            </w:pPr>
-            <w:r/>
-            <w:r>
-              <w:rPr>
-                <w:rFonts w:ascii="Times New Roman" w:hAnsi="Times New Roman" w:eastAsia="楷体"/>
-                <w:b w:val="0"/>
-                <w:color w:val="000000"/>
-                <w:sz w:val="18"/>
-              </w:rPr>
-              <w:t>—</w:t>
-            </w:r>
-          </w:p>
-        </w:tc>
-      </w:tr>
-      <w:tr>
-        <w:tc>
-          <w:tcPr>
-            <w:tcW w:type="dxa" w:w="1344"/>
-            <w:vAlign w:val="center"/>
-            <w:tcBorders>
-              <w:top w:val="single" w:sz="4" w:color="A6A6A6"/>
-              <w:left w:val="single" w:sz="4" w:color="A6A6A6"/>
-              <w:bottom w:val="single" w:sz="4" w:color="A6A6A6"/>
-              <w:right w:val="single" w:sz="4" w:color="A6A6A6"/>
-            </w:tcBorders>
-          </w:tcPr>
-          <w:p>
-            <w:pPr>
-              <w:spacing w:before="0" w:after="0" w:line="276" w:lineRule="auto"/>
-              <w:ind w:firstLine="0"/>
-              <w:jc w:val="left"/>
-            </w:pPr>
-            <w:r/>
-            <w:r>
-              <w:rPr>
-                <w:rFonts w:ascii="Times New Roman" w:hAnsi="Times New Roman" w:eastAsia="楷体"/>
-                <w:b w:val="0"/>
-                <w:color w:val="000000"/>
-                <w:sz w:val="18"/>
-              </w:rPr>
-              <w:t>白山市</w:t>
-            </w:r>
-          </w:p>
-        </w:tc>
-        <w:tc>
-          <w:tcPr>
-            <w:tcW w:type="dxa" w:w="1344"/>
-            <w:vAlign w:val="center"/>
-            <w:tcBorders>
-              <w:top w:val="single" w:sz="4" w:color="A6A6A6"/>
-              <w:left w:val="single" w:sz="4" w:color="A6A6A6"/>
-              <w:bottom w:val="single" w:sz="4" w:color="A6A6A6"/>
-              <w:right w:val="single" w:sz="4" w:color="A6A6A6"/>
-            </w:tcBorders>
-          </w:tcPr>
-          <w:p>
-            <w:pPr>
-              <w:spacing w:before="0" w:after="0" w:line="276" w:lineRule="auto"/>
-              <w:ind w:firstLine="0"/>
-              <w:jc w:val="center"/>
-            </w:pPr>
-            <w:r/>
-            <w:r>
-              <w:rPr>
-                <w:rFonts w:ascii="Times New Roman" w:hAnsi="Times New Roman" w:eastAsia="楷体"/>
-                <w:b w:val="0"/>
-                <w:color w:val="000000"/>
-                <w:sz w:val="18"/>
-              </w:rPr>
-              <w:t>590.17</w:t>
-            </w:r>
-          </w:p>
-        </w:tc>
-        <w:tc>
-          <w:tcPr>
-            <w:tcW w:type="dxa" w:w="1344"/>
-            <w:vAlign w:val="center"/>
-            <w:tcBorders>
-              <w:top w:val="single" w:sz="4" w:color="A6A6A6"/>
-              <w:left w:val="single" w:sz="4" w:color="A6A6A6"/>
-              <w:bottom w:val="single" w:sz="4" w:color="A6A6A6"/>
-              <w:right w:val="single" w:sz="4" w:color="A6A6A6"/>
-            </w:tcBorders>
-          </w:tcPr>
-          <w:p>
-            <w:pPr>
-              <w:spacing w:before="0" w:after="0" w:line="276" w:lineRule="auto"/>
-              <w:ind w:firstLine="0"/>
-              <w:jc w:val="center"/>
-            </w:pPr>
-            <w:r/>
-            <w:r>
-              <w:rPr>
-                <w:rFonts w:ascii="Times New Roman" w:hAnsi="Times New Roman" w:eastAsia="楷体"/>
-                <w:b w:val="0"/>
-                <w:color w:val="000000"/>
-                <w:sz w:val="18"/>
-              </w:rPr>
-              <w:t>—</w:t>
-            </w:r>
-          </w:p>
-        </w:tc>
-        <w:tc>
-          <w:tcPr>
-            <w:tcW w:type="dxa" w:w="1344"/>
-            <w:vAlign w:val="center"/>
-            <w:tcBorders>
-              <w:top w:val="single" w:sz="4" w:color="A6A6A6"/>
-              <w:left w:val="single" w:sz="4" w:color="A6A6A6"/>
-              <w:bottom w:val="single" w:sz="4" w:color="A6A6A6"/>
-              <w:right w:val="single" w:sz="4" w:color="A6A6A6"/>
-            </w:tcBorders>
-          </w:tcPr>
-          <w:p>
-            <w:pPr>
-              <w:spacing w:before="0" w:after="0" w:line="276" w:lineRule="auto"/>
-              <w:ind w:firstLine="0"/>
-              <w:jc w:val="center"/>
-            </w:pPr>
-            <w:r/>
-            <w:r>
-              <w:rPr>
-                <w:rFonts w:ascii="Times New Roman" w:hAnsi="Times New Roman" w:eastAsia="楷体"/>
-                <w:b w:val="0"/>
-                <w:color w:val="000000"/>
-                <w:sz w:val="18"/>
-              </w:rPr>
-              <w:t>5.60%</w:t>
-            </w:r>
-          </w:p>
-        </w:tc>
-        <w:tc>
-          <w:tcPr>
-            <w:tcW w:type="dxa" w:w="1344"/>
-            <w:vAlign w:val="center"/>
-            <w:tcBorders>
-              <w:top w:val="single" w:sz="4" w:color="A6A6A6"/>
-              <w:left w:val="single" w:sz="4" w:color="A6A6A6"/>
-              <w:bottom w:val="single" w:sz="4" w:color="A6A6A6"/>
-              <w:right w:val="single" w:sz="4" w:color="A6A6A6"/>
-            </w:tcBorders>
-          </w:tcPr>
-          <w:p>
-            <w:pPr>
-              <w:spacing w:before="0" w:after="0" w:line="276" w:lineRule="auto"/>
-              <w:ind w:firstLine="0"/>
-              <w:jc w:val="center"/>
-            </w:pPr>
-            <w:r/>
-            <w:r>
-              <w:rPr>
-                <w:rFonts w:ascii="Times New Roman" w:hAnsi="Times New Roman" w:eastAsia="楷体"/>
-                <w:b w:val="0"/>
-                <w:color w:val="000000"/>
-                <w:sz w:val="18"/>
-              </w:rPr>
-              <w:t xml:space="preserve"> </w:t>
-            </w:r>
-          </w:p>
-        </w:tc>
-        <w:tc>
-          <w:tcPr>
-            <w:tcW w:type="dxa" w:w="1344"/>
-            <w:vAlign w:val="center"/>
-            <w:tcBorders>
-              <w:top w:val="single" w:sz="4" w:color="A6A6A6"/>
-              <w:left w:val="single" w:sz="4" w:color="A6A6A6"/>
-              <w:bottom w:val="single" w:sz="4" w:color="A6A6A6"/>
-              <w:right w:val="single" w:sz="4" w:color="A6A6A6"/>
-            </w:tcBorders>
-          </w:tcPr>
-          <w:p>
-            <w:pPr>
-              <w:spacing w:before="0" w:after="0" w:line="276" w:lineRule="auto"/>
-              <w:ind w:firstLine="0"/>
-              <w:jc w:val="center"/>
-            </w:pPr>
-            <w:r/>
-            <w:r>
-              <w:rPr>
-                <w:rFonts w:ascii="Times New Roman" w:hAnsi="Times New Roman" w:eastAsia="楷体"/>
-                <w:b w:val="0"/>
-                <w:color w:val="000000"/>
-                <w:sz w:val="18"/>
-              </w:rPr>
-              <w:t>36.80</w:t>
-            </w:r>
-          </w:p>
-        </w:tc>
-        <w:tc>
-          <w:tcPr>
-            <w:tcW w:type="dxa" w:w="1344"/>
-            <w:vAlign w:val="center"/>
-            <w:tcBorders>
-              <w:top w:val="single" w:sz="4" w:color="A6A6A6"/>
-              <w:left w:val="single" w:sz="4" w:color="A6A6A6"/>
-              <w:bottom w:val="single" w:sz="4" w:color="A6A6A6"/>
-              <w:right w:val="single" w:sz="4" w:color="A6A6A6"/>
-            </w:tcBorders>
-          </w:tcPr>
-          <w:p>
-            <w:pPr>
-              <w:spacing w:before="0" w:after="0" w:line="276" w:lineRule="auto"/>
-              <w:ind w:firstLine="0"/>
-              <w:jc w:val="center"/>
-            </w:pPr>
-            <w:r/>
-            <w:r>
-              <w:rPr>
-                <w:rFonts w:ascii="Times New Roman" w:hAnsi="Times New Roman" w:eastAsia="楷体"/>
-                <w:b w:val="0"/>
-                <w:color w:val="000000"/>
-                <w:sz w:val="18"/>
-              </w:rPr>
-              <w:t>—</w:t>
-            </w:r>
-          </w:p>
-        </w:tc>
-      </w:tr>
-      <w:tr>
-        <w:tc>
-          <w:tcPr>
-            <w:tcW w:type="dxa" w:w="1344"/>
-            <w:vAlign w:val="center"/>
-            <w:tcBorders>
-              <w:top w:val="single" w:sz="4" w:color="A6A6A6"/>
-              <w:left w:val="single" w:sz="4" w:color="A6A6A6"/>
-              <w:bottom w:val="single" w:sz="4" w:color="A6A6A6"/>
-              <w:right w:val="single" w:sz="4" w:color="A6A6A6"/>
-            </w:tcBorders>
-          </w:tcPr>
-          <w:p>
-            <w:pPr>
-              <w:spacing w:before="0" w:after="0" w:line="276" w:lineRule="auto"/>
-              <w:ind w:firstLine="0"/>
-              <w:jc w:val="left"/>
-            </w:pPr>
-            <w:r/>
-            <w:r>
-              <w:rPr>
-                <w:rFonts w:ascii="Times New Roman" w:hAnsi="Times New Roman" w:eastAsia="楷体"/>
-                <w:b w:val="0"/>
-                <w:color w:val="000000"/>
-                <w:sz w:val="18"/>
-              </w:rPr>
-              <w:t>辽源市</w:t>
-            </w:r>
-          </w:p>
-        </w:tc>
-        <w:tc>
-          <w:tcPr>
-            <w:tcW w:type="dxa" w:w="1344"/>
-            <w:vAlign w:val="center"/>
-            <w:tcBorders>
-              <w:top w:val="single" w:sz="4" w:color="A6A6A6"/>
-              <w:left w:val="single" w:sz="4" w:color="A6A6A6"/>
-              <w:bottom w:val="single" w:sz="4" w:color="A6A6A6"/>
-              <w:right w:val="single" w:sz="4" w:color="A6A6A6"/>
-            </w:tcBorders>
-          </w:tcPr>
-          <w:p>
-            <w:pPr>
-              <w:spacing w:before="0" w:after="0" w:line="276" w:lineRule="auto"/>
-              <w:ind w:firstLine="0"/>
-              <w:jc w:val="center"/>
-            </w:pPr>
-            <w:r/>
-            <w:r>
-              <w:rPr>
-                <w:rFonts w:ascii="Times New Roman" w:hAnsi="Times New Roman" w:eastAsia="楷体"/>
-                <w:b w:val="0"/>
-                <w:color w:val="000000"/>
-                <w:sz w:val="18"/>
-              </w:rPr>
-              <w:t>547.09</w:t>
-            </w:r>
-          </w:p>
-        </w:tc>
-        <w:tc>
-          <w:tcPr>
-            <w:tcW w:type="dxa" w:w="1344"/>
-            <w:vAlign w:val="center"/>
-            <w:tcBorders>
-              <w:top w:val="single" w:sz="4" w:color="A6A6A6"/>
-              <w:left w:val="single" w:sz="4" w:color="A6A6A6"/>
-              <w:bottom w:val="single" w:sz="4" w:color="A6A6A6"/>
-              <w:right w:val="single" w:sz="4" w:color="A6A6A6"/>
-            </w:tcBorders>
-          </w:tcPr>
-          <w:p>
-            <w:pPr>
-              <w:spacing w:before="0" w:after="0" w:line="276" w:lineRule="auto"/>
-              <w:ind w:firstLine="0"/>
-              <w:jc w:val="center"/>
-            </w:pPr>
-            <w:r/>
-            <w:r>
-              <w:rPr>
-                <w:rFonts w:ascii="Times New Roman" w:hAnsi="Times New Roman" w:eastAsia="楷体"/>
-                <w:b w:val="0"/>
-                <w:color w:val="000000"/>
-                <w:sz w:val="18"/>
-              </w:rPr>
-              <w:t>—</w:t>
-            </w:r>
-          </w:p>
-        </w:tc>
-        <w:tc>
-          <w:tcPr>
-            <w:tcW w:type="dxa" w:w="1344"/>
-            <w:vAlign w:val="center"/>
-            <w:tcBorders>
-              <w:top w:val="single" w:sz="4" w:color="A6A6A6"/>
-              <w:left w:val="single" w:sz="4" w:color="A6A6A6"/>
-              <w:bottom w:val="single" w:sz="4" w:color="A6A6A6"/>
-              <w:right w:val="single" w:sz="4" w:color="A6A6A6"/>
-            </w:tcBorders>
-          </w:tcPr>
-          <w:p>
-            <w:pPr>
-              <w:spacing w:before="0" w:after="0" w:line="276" w:lineRule="auto"/>
-              <w:ind w:firstLine="0"/>
-              <w:jc w:val="center"/>
-            </w:pPr>
-            <w:r/>
-            <w:r>
-              <w:rPr>
-                <w:rFonts w:ascii="Times New Roman" w:hAnsi="Times New Roman" w:eastAsia="楷体"/>
-                <w:b w:val="0"/>
-                <w:color w:val="000000"/>
-                <w:sz w:val="18"/>
-              </w:rPr>
-              <w:t>5.70%</w:t>
-            </w:r>
-          </w:p>
-        </w:tc>
-        <w:tc>
-          <w:tcPr>
-            <w:tcW w:type="dxa" w:w="1344"/>
-            <w:vAlign w:val="center"/>
-            <w:tcBorders>
-              <w:top w:val="single" w:sz="4" w:color="A6A6A6"/>
-              <w:left w:val="single" w:sz="4" w:color="A6A6A6"/>
-              <w:bottom w:val="single" w:sz="4" w:color="A6A6A6"/>
-              <w:right w:val="single" w:sz="4" w:color="A6A6A6"/>
-            </w:tcBorders>
-          </w:tcPr>
-          <w:p>
-            <w:pPr>
-              <w:spacing w:before="0" w:after="0" w:line="276" w:lineRule="auto"/>
-              <w:ind w:firstLine="0"/>
-              <w:jc w:val="center"/>
-            </w:pPr>
-            <w:r/>
-            <w:r>
-              <w:rPr>
-                <w:rFonts w:ascii="Times New Roman" w:hAnsi="Times New Roman" w:eastAsia="楷体"/>
-                <w:b w:val="0"/>
-                <w:color w:val="000000"/>
-                <w:sz w:val="18"/>
-              </w:rPr>
-              <w:t xml:space="preserve"> </w:t>
-            </w:r>
-          </w:p>
-        </w:tc>
-        <w:tc>
-          <w:tcPr>
-            <w:tcW w:type="dxa" w:w="1344"/>
-            <w:vAlign w:val="center"/>
-            <w:tcBorders>
-              <w:top w:val="single" w:sz="4" w:color="A6A6A6"/>
-              <w:left w:val="single" w:sz="4" w:color="A6A6A6"/>
-              <w:bottom w:val="single" w:sz="4" w:color="A6A6A6"/>
-              <w:right w:val="single" w:sz="4" w:color="A6A6A6"/>
-            </w:tcBorders>
-          </w:tcPr>
-          <w:p>
-            <w:pPr>
-              <w:spacing w:before="0" w:after="0" w:line="276" w:lineRule="auto"/>
-              <w:ind w:firstLine="0"/>
-              <w:jc w:val="center"/>
-            </w:pPr>
-            <w:r/>
-            <w:r>
-              <w:rPr>
-                <w:rFonts w:ascii="Times New Roman" w:hAnsi="Times New Roman" w:eastAsia="楷体"/>
-                <w:b w:val="0"/>
-                <w:color w:val="000000"/>
-                <w:sz w:val="18"/>
-              </w:rPr>
-              <w:t>31.77</w:t>
-            </w:r>
-          </w:p>
-        </w:tc>
-        <w:tc>
-          <w:tcPr>
-            <w:tcW w:type="dxa" w:w="1344"/>
-            <w:vAlign w:val="center"/>
-            <w:tcBorders>
-              <w:top w:val="single" w:sz="4" w:color="A6A6A6"/>
-              <w:left w:val="single" w:sz="4" w:color="A6A6A6"/>
-              <w:bottom w:val="single" w:sz="4" w:color="A6A6A6"/>
-              <w:right w:val="single" w:sz="4" w:color="A6A6A6"/>
-            </w:tcBorders>
-          </w:tcPr>
-          <w:p>
-            <w:pPr>
-              <w:spacing w:before="0" w:after="0" w:line="276" w:lineRule="auto"/>
-              <w:ind w:firstLine="0"/>
-              <w:jc w:val="center"/>
-            </w:pPr>
-            <w:r/>
-            <w:r>
-              <w:rPr>
-                <w:rFonts w:ascii="Times New Roman" w:hAnsi="Times New Roman" w:eastAsia="楷体"/>
-                <w:b w:val="0"/>
-                <w:color w:val="000000"/>
-                <w:sz w:val="18"/>
-              </w:rPr>
-              <w:t>—</w:t>
+              <w:t>260.40</w:t>
             </w:r>
           </w:p>
         </w:tc>
@@ -2209,7 +2209,7 @@
           <w:color w:val="000000"/>
           <w:sz w:val="21"/>
         </w:rPr>
-        <w:t>省内对比看，长春市2025年GDP总量8,005.59亿元、列全省第一位，一般公共预算收入424.17亿元、列全省第一位。整体来看，长春市经济基本面在吉林省内具有一定代表性，但需关注固定资产投资走势及新旧动能转换的接续性。</w:t>
+        <w:t>省内对比看，福州市2025年GDP总量15,112.32亿元、列全省第一位，约为省内第二的泉州市（13,778.34亿元）的1.1倍；一般公共预算收入750.55亿元、列全省第二位。整体来看，福州市在福建省内的经济与财政地位极为重要，但放到同类城市横向看，产业结构升级与新旧动能转换仍是中长期需要关注的核心课题。</w:t>
       </w:r>
     </w:p>
     <w:p>
@@ -2224,7 +2224,7 @@
           <w:color w:val="000000"/>
           <w:sz w:val="21"/>
         </w:rPr>
-        <w:t>■ 长春市财政体量在吉林省稳居第一，税收占比62.44%、税收质量较好，但政府性基金收入较2023年累计下降33%、土地财政贡献度弱化；2025年末宽口径债务率955.42%、处于偏高水平，已显著高于公认的 300% 偏高临界线，后续偿债压力值得关注。</w:t>
+        <w:t>■ 福州市财政体量在福建省位居前列，税收占比处于六成以上、财政质量中等偏上；但受房地产市场调整影响，政府性基金收入近年总体保持平稳；2025年末宽口径债务率429.09%、处于偏高水平，已显著高于公认的 300% 偏高临界线，后续偿债压力值得关注。</w:t>
       </w:r>
     </w:p>
     <w:p>
@@ -2239,7 +2239,7 @@
           <w:color w:val="000000"/>
           <w:sz w:val="21"/>
         </w:rPr>
-        <w:t>财政收入方面，2023、2024、2025年长春市一般公共预算收入分别为576.52亿元、427.48亿元、424.17亿元，其中税收收入422.98亿元、269.30亿元、264.87亿元，税收占比维持在73.37%、63.00%、62.44%；一般公共预算支出1,074.97亿元、1,056.21亿元、1,145.19亿元，财政自给率53.63%、40.47%、37.04%。</w:t>
+        <w:t>财政收入方面，2023、2024、2025年福州市一般公共预算收入分别为754.08亿元、750.50亿元、750.55亿元，在福建省内位居前列；其中税收收入分别为486.51亿元、474.31亿元、462.97亿元，税收占比维持在64.52%、63.20%、61.68%，处于六成以上、财政质量中等偏上。一般公共预算支出分别为1,004.90亿元、1,025.48亿元、1,038.57亿元，财政自给率75.04%、73.18%、72.27%，财政自给率处于中等水平。</w:t>
       </w:r>
     </w:p>
     <w:p>
@@ -2254,7 +2254,7 @@
           <w:color w:val="000000"/>
           <w:sz w:val="21"/>
         </w:rPr>
-        <w:t>政府性基金收入方面，2023、2024、2025年分别为423.02亿元、332.65亿元、281.93亿元，政府性基金收入较2023年累计下降33%、土地财政贡献度弱化，反映地方综合财力对房地产周期的敞口。</w:t>
+        <w:t>政府性基金收入方面，2023、2024、2025年福州市政府性基金收入分别为504.11亿元、612.28亿元、502.60亿元，近年总体保持平稳。</w:t>
       </w:r>
     </w:p>
     <w:p>
@@ -2270,7 +2270,7 @@
           <w:color w:val="000000"/>
           <w:sz w:val="21"/>
         </w:rPr>
-        <w:t>图表：2023-2025年长春市财政收入情况(单位:亿元、%)</w:t>
+        <w:t>图表：2023-2025年福州市财政收入情况(单位:亿元、%)</w:t>
       </w:r>
     </w:p>
     <w:tbl>
@@ -2555,7 +2555,7 @@
                 <w:color w:val="000000"/>
                 <w:sz w:val="18"/>
               </w:rPr>
-              <w:t>576.52</w:t>
+              <w:t>754.08</w:t>
             </w:r>
           </w:p>
         </w:tc>
@@ -2584,7 +2584,7 @@
                 <w:color w:val="000000"/>
                 <w:sz w:val="18"/>
               </w:rPr>
-              <w:t>25.40%</w:t>
+              <w:t>8.00%</w:t>
             </w:r>
           </w:p>
         </w:tc>
@@ -2613,7 +2613,7 @@
                 <w:color w:val="000000"/>
                 <w:sz w:val="18"/>
               </w:rPr>
-              <w:t>427.48</w:t>
+              <w:t>750.50</w:t>
             </w:r>
           </w:p>
         </w:tc>
@@ -2642,7 +2642,7 @@
                 <w:color w:val="000000"/>
                 <w:sz w:val="18"/>
               </w:rPr>
-              <w:t>-25.85%</w:t>
+              <w:t>-0.47%</w:t>
             </w:r>
           </w:p>
         </w:tc>
@@ -2671,7 +2671,7 @@
                 <w:color w:val="000000"/>
                 <w:sz w:val="18"/>
               </w:rPr>
-              <w:t>424.17</w:t>
+              <w:t>750.55</w:t>
             </w:r>
           </w:p>
         </w:tc>
@@ -2700,7 +2700,7 @@
                 <w:color w:val="000000"/>
                 <w:sz w:val="18"/>
               </w:rPr>
-              <w:t>-0.77%</w:t>
+              <w:t>0.01%</w:t>
             </w:r>
           </w:p>
         </w:tc>
@@ -2760,7 +2760,7 @@
                 <w:color w:val="000000"/>
                 <w:sz w:val="18"/>
               </w:rPr>
-              <w:t>422.98</w:t>
+              <w:t>486.51</w:t>
             </w:r>
           </w:p>
         </w:tc>
@@ -2818,7 +2818,7 @@
                 <w:color w:val="000000"/>
                 <w:sz w:val="18"/>
               </w:rPr>
-              <w:t>269.30</w:t>
+              <w:t>474.31</w:t>
             </w:r>
           </w:p>
         </w:tc>
@@ -2847,7 +2847,7 @@
                 <w:color w:val="000000"/>
                 <w:sz w:val="18"/>
               </w:rPr>
-              <w:t>-36.33%</w:t>
+              <w:t>-2.51%</w:t>
             </w:r>
           </w:p>
         </w:tc>
@@ -2876,7 +2876,7 @@
                 <w:color w:val="000000"/>
                 <w:sz w:val="18"/>
               </w:rPr>
-              <w:t>264.87</w:t>
+              <w:t>462.97</w:t>
             </w:r>
           </w:p>
         </w:tc>
@@ -2905,7 +2905,7 @@
                 <w:color w:val="000000"/>
                 <w:sz w:val="18"/>
               </w:rPr>
-              <w:t>-1.65%</w:t>
+              <w:t>-2.39%</w:t>
             </w:r>
           </w:p>
         </w:tc>
@@ -2965,7 +2965,7 @@
                 <w:color w:val="000000"/>
                 <w:sz w:val="18"/>
               </w:rPr>
-              <w:t>73.37%</w:t>
+              <w:t>64.52%</w:t>
             </w:r>
           </w:p>
         </w:tc>
@@ -3023,7 +3023,7 @@
                 <w:color w:val="000000"/>
                 <w:sz w:val="18"/>
               </w:rPr>
-              <w:t>63.00%</w:t>
+              <w:t>63.20%</w:t>
             </w:r>
           </w:p>
         </w:tc>
@@ -3081,7 +3081,7 @@
                 <w:color w:val="000000"/>
                 <w:sz w:val="18"/>
               </w:rPr>
-              <w:t>62.44%</w:t>
+              <w:t>61.68%</w:t>
             </w:r>
           </w:p>
         </w:tc>
@@ -3170,7 +3170,7 @@
                 <w:color w:val="000000"/>
                 <w:sz w:val="18"/>
               </w:rPr>
-              <w:t>1,074.97</w:t>
+              <w:t>1,004.90</w:t>
             </w:r>
           </w:p>
         </w:tc>
@@ -3228,7 +3228,7 @@
                 <w:color w:val="000000"/>
                 <w:sz w:val="18"/>
               </w:rPr>
-              <w:t>1,056.21</w:t>
+              <w:t>1,025.48</w:t>
             </w:r>
           </w:p>
         </w:tc>
@@ -3257,7 +3257,7 @@
                 <w:color w:val="000000"/>
                 <w:sz w:val="18"/>
               </w:rPr>
-              <w:t>-1.75%</w:t>
+              <w:t>2.05%</w:t>
             </w:r>
           </w:p>
         </w:tc>
@@ -3286,7 +3286,7 @@
                 <w:color w:val="000000"/>
                 <w:sz w:val="18"/>
               </w:rPr>
-              <w:t>1,145.19</w:t>
+              <w:t>1,038.57</w:t>
             </w:r>
           </w:p>
         </w:tc>
@@ -3315,7 +3315,7 @@
                 <w:color w:val="000000"/>
                 <w:sz w:val="18"/>
               </w:rPr>
-              <w:t>8.42%</w:t>
+              <w:t>1.28%</w:t>
             </w:r>
           </w:p>
         </w:tc>
@@ -3375,7 +3375,7 @@
                 <w:color w:val="000000"/>
                 <w:sz w:val="18"/>
               </w:rPr>
-              <w:t>53.63%</w:t>
+              <w:t>75.04%</w:t>
             </w:r>
           </w:p>
         </w:tc>
@@ -3433,7 +3433,7 @@
                 <w:color w:val="000000"/>
                 <w:sz w:val="18"/>
               </w:rPr>
-              <w:t>40.47%</w:t>
+              <w:t>73.18%</w:t>
             </w:r>
           </w:p>
         </w:tc>
@@ -3491,7 +3491,7 @@
                 <w:color w:val="000000"/>
                 <w:sz w:val="18"/>
               </w:rPr>
-              <w:t>37.04%</w:t>
+              <w:t>72.27%</w:t>
             </w:r>
           </w:p>
         </w:tc>
@@ -3580,7 +3580,7 @@
                 <w:color w:val="000000"/>
                 <w:sz w:val="18"/>
               </w:rPr>
-              <w:t>423.02</w:t>
+              <w:t>504.11</w:t>
             </w:r>
           </w:p>
         </w:tc>
@@ -3638,7 +3638,7 @@
                 <w:color w:val="000000"/>
                 <w:sz w:val="18"/>
               </w:rPr>
-              <w:t>332.65</w:t>
+              <w:t>612.28</w:t>
             </w:r>
           </w:p>
         </w:tc>
@@ -3667,7 +3667,7 @@
                 <w:color w:val="000000"/>
                 <w:sz w:val="18"/>
               </w:rPr>
-              <w:t>-21.36%</w:t>
+              <w:t>21.46%</w:t>
             </w:r>
           </w:p>
         </w:tc>
@@ -3696,7 +3696,7 @@
                 <w:color w:val="000000"/>
                 <w:sz w:val="18"/>
               </w:rPr>
-              <w:t>281.93</w:t>
+              <w:t>502.60</w:t>
             </w:r>
           </w:p>
         </w:tc>
@@ -3725,7 +3725,7 @@
                 <w:color w:val="000000"/>
                 <w:sz w:val="18"/>
               </w:rPr>
-              <w:t>-15.25%</w:t>
+              <w:t>-17.91%</w:t>
             </w:r>
           </w:p>
         </w:tc>
@@ -3743,7 +3743,7 @@
           <w:color w:val="000000"/>
           <w:sz w:val="19"/>
         </w:rPr>
-        <w:t>资料来源:长春市财政决算、企业预警通,风控信评部整理</w:t>
+        <w:t>资料来源:福州市财政决算、企业预警通,风控信评部整理</w:t>
       </w:r>
     </w:p>
     <w:p>
@@ -3758,7 +3758,1291 @@
           <w:color w:val="000000"/>
           <w:sz w:val="21"/>
         </w:rPr>
-        <w:t>土地市场方面，【待补充:长春市土地出让与房地产销售数据（土地市场数据库未覆盖该市）】。</w:t>
+        <w:t>土地市场方面，2021、2022、2023、2024、2025年福州市经营性用地成交价分别为716.53亿元、576.53亿元、498.16亿元、537.84亿元、406.23亿元，2025年较2021年下降43.31%；同期平均溢价率为14.59%、2.26%、6.33%、3.56%、2.19%，整体处于低位、反映市场化主体拿地意愿与未来房价预期偏弱；成交楼面均价由3,212元/㎡降至2,806元/㎡、累计下降12.64%。2026年1-4月，福州市经营性用地累计成交63宗、规划建面384.53万㎡、成交价87.91亿元，延续低位运行。</w:t>
+      </w:r>
+    </w:p>
+    <w:p>
+      <w:pPr>
+        <w:spacing w:before="80" w:after="40" w:line="360" w:lineRule="auto"/>
+        <w:ind w:firstLine="0"/>
+        <w:jc w:val="center"/>
+      </w:pPr>
+      <w:r>
+        <w:rPr>
+          <w:rFonts w:ascii="Times New Roman" w:hAnsi="Times New Roman" w:eastAsia="楷体"/>
+          <w:b/>
+          <w:color w:val="000000"/>
+          <w:sz w:val="21"/>
+        </w:rPr>
+        <w:t>图表:2021-2025年福州市土地出让情况</w:t>
+      </w:r>
+    </w:p>
+    <w:tbl>
+      <w:tblPr>
+        <w:tblW w:type="auto" w:w="0"/>
+        <w:tblLayout w:type="autofit"/>
+        <w:tblLook w:firstColumn="1" w:firstRow="1" w:lastColumn="0" w:lastRow="0" w:noHBand="0" w:noVBand="1" w:val="04A0"/>
+      </w:tblPr>
+      <w:tblGrid>
+        <w:gridCol w:w="1568"/>
+        <w:gridCol w:w="1568"/>
+        <w:gridCol w:w="1568"/>
+        <w:gridCol w:w="1568"/>
+        <w:gridCol w:w="1568"/>
+        <w:gridCol w:w="1568"/>
+      </w:tblGrid>
+      <w:tr>
+        <w:tc>
+          <w:tcPr>
+            <w:tcW w:type="dxa" w:w="1568"/>
+            <w:vAlign w:val="center"/>
+            <w:shd w:val="clear" w:color="auto" w:fill="F1A983"/>
+            <w:tcBorders>
+              <w:top w:val="single" w:sz="4" w:color="A6A6A6"/>
+              <w:left w:val="single" w:sz="4" w:color="A6A6A6"/>
+              <w:bottom w:val="single" w:sz="4" w:color="A6A6A6"/>
+              <w:right w:val="single" w:sz="4" w:color="A6A6A6"/>
+            </w:tcBorders>
+          </w:tcPr>
+          <w:p>
+            <w:pPr>
+              <w:spacing w:before="0" w:after="0" w:line="276" w:lineRule="auto"/>
+              <w:ind w:firstLine="0"/>
+              <w:jc w:val="center"/>
+            </w:pPr>
+            <w:r/>
+            <w:r>
+              <w:rPr>
+                <w:rFonts w:ascii="Times New Roman" w:hAnsi="Times New Roman" w:eastAsia="楷体"/>
+                <w:b/>
+                <w:color w:val="000000"/>
+                <w:sz w:val="18"/>
+              </w:rPr>
+              <w:t>年度</w:t>
+            </w:r>
+          </w:p>
+        </w:tc>
+        <w:tc>
+          <w:tcPr>
+            <w:tcW w:type="dxa" w:w="1568"/>
+            <w:vAlign w:val="center"/>
+            <w:shd w:val="clear" w:color="auto" w:fill="F1A983"/>
+            <w:tcBorders>
+              <w:top w:val="single" w:sz="4" w:color="A6A6A6"/>
+              <w:left w:val="single" w:sz="4" w:color="A6A6A6"/>
+              <w:bottom w:val="single" w:sz="4" w:color="A6A6A6"/>
+              <w:right w:val="single" w:sz="4" w:color="A6A6A6"/>
+            </w:tcBorders>
+          </w:tcPr>
+          <w:p>
+            <w:pPr>
+              <w:spacing w:before="0" w:after="0" w:line="276" w:lineRule="auto"/>
+              <w:ind w:firstLine="0"/>
+              <w:jc w:val="center"/>
+            </w:pPr>
+            <w:r/>
+            <w:r>
+              <w:rPr>
+                <w:rFonts w:ascii="Times New Roman" w:hAnsi="Times New Roman" w:eastAsia="楷体"/>
+                <w:b/>
+                <w:color w:val="000000"/>
+                <w:sz w:val="18"/>
+              </w:rPr>
+              <w:t>土地宗数</w:t>
+            </w:r>
+          </w:p>
+        </w:tc>
+        <w:tc>
+          <w:tcPr>
+            <w:tcW w:type="dxa" w:w="1568"/>
+            <w:vAlign w:val="center"/>
+            <w:shd w:val="clear" w:color="auto" w:fill="F1A983"/>
+            <w:tcBorders>
+              <w:top w:val="single" w:sz="4" w:color="A6A6A6"/>
+              <w:left w:val="single" w:sz="4" w:color="A6A6A6"/>
+              <w:bottom w:val="single" w:sz="4" w:color="A6A6A6"/>
+              <w:right w:val="single" w:sz="4" w:color="A6A6A6"/>
+            </w:tcBorders>
+          </w:tcPr>
+          <w:p>
+            <w:pPr>
+              <w:spacing w:before="0" w:after="0" w:line="276" w:lineRule="auto"/>
+              <w:ind w:firstLine="0"/>
+              <w:jc w:val="center"/>
+            </w:pPr>
+            <w:r/>
+            <w:r>
+              <w:rPr>
+                <w:rFonts w:ascii="Times New Roman" w:hAnsi="Times New Roman" w:eastAsia="楷体"/>
+                <w:b/>
+                <w:color w:val="000000"/>
+                <w:sz w:val="18"/>
+              </w:rPr>
+              <w:t>规划建面(万㎡)</w:t>
+            </w:r>
+          </w:p>
+        </w:tc>
+        <w:tc>
+          <w:tcPr>
+            <w:tcW w:type="dxa" w:w="1568"/>
+            <w:vAlign w:val="center"/>
+            <w:shd w:val="clear" w:color="auto" w:fill="F1A983"/>
+            <w:tcBorders>
+              <w:top w:val="single" w:sz="4" w:color="A6A6A6"/>
+              <w:left w:val="single" w:sz="4" w:color="A6A6A6"/>
+              <w:bottom w:val="single" w:sz="4" w:color="A6A6A6"/>
+              <w:right w:val="single" w:sz="4" w:color="A6A6A6"/>
+            </w:tcBorders>
+          </w:tcPr>
+          <w:p>
+            <w:pPr>
+              <w:spacing w:before="0" w:after="0" w:line="276" w:lineRule="auto"/>
+              <w:ind w:firstLine="0"/>
+              <w:jc w:val="center"/>
+            </w:pPr>
+            <w:r/>
+            <w:r>
+              <w:rPr>
+                <w:rFonts w:ascii="Times New Roman" w:hAnsi="Times New Roman" w:eastAsia="楷体"/>
+                <w:b/>
+                <w:color w:val="000000"/>
+                <w:sz w:val="18"/>
+              </w:rPr>
+              <w:t>成交楼面均价(元/㎡)</w:t>
+            </w:r>
+          </w:p>
+        </w:tc>
+        <w:tc>
+          <w:tcPr>
+            <w:tcW w:type="dxa" w:w="1568"/>
+            <w:vAlign w:val="center"/>
+            <w:shd w:val="clear" w:color="auto" w:fill="F1A983"/>
+            <w:tcBorders>
+              <w:top w:val="single" w:sz="4" w:color="A6A6A6"/>
+              <w:left w:val="single" w:sz="4" w:color="A6A6A6"/>
+              <w:bottom w:val="single" w:sz="4" w:color="A6A6A6"/>
+              <w:right w:val="single" w:sz="4" w:color="A6A6A6"/>
+            </w:tcBorders>
+          </w:tcPr>
+          <w:p>
+            <w:pPr>
+              <w:spacing w:before="0" w:after="0" w:line="276" w:lineRule="auto"/>
+              <w:ind w:firstLine="0"/>
+              <w:jc w:val="center"/>
+            </w:pPr>
+            <w:r/>
+            <w:r>
+              <w:rPr>
+                <w:rFonts w:ascii="Times New Roman" w:hAnsi="Times New Roman" w:eastAsia="楷体"/>
+                <w:b/>
+                <w:color w:val="000000"/>
+                <w:sz w:val="18"/>
+              </w:rPr>
+              <w:t>平均溢价率</w:t>
+            </w:r>
+          </w:p>
+        </w:tc>
+        <w:tc>
+          <w:tcPr>
+            <w:tcW w:type="dxa" w:w="1568"/>
+            <w:vAlign w:val="center"/>
+            <w:shd w:val="clear" w:color="auto" w:fill="F1A983"/>
+            <w:tcBorders>
+              <w:top w:val="single" w:sz="4" w:color="A6A6A6"/>
+              <w:left w:val="single" w:sz="4" w:color="A6A6A6"/>
+              <w:bottom w:val="single" w:sz="4" w:color="A6A6A6"/>
+              <w:right w:val="single" w:sz="4" w:color="A6A6A6"/>
+            </w:tcBorders>
+          </w:tcPr>
+          <w:p>
+            <w:pPr>
+              <w:spacing w:before="0" w:after="0" w:line="276" w:lineRule="auto"/>
+              <w:ind w:firstLine="0"/>
+              <w:jc w:val="center"/>
+            </w:pPr>
+            <w:r/>
+            <w:r>
+              <w:rPr>
+                <w:rFonts w:ascii="Times New Roman" w:hAnsi="Times New Roman" w:eastAsia="楷体"/>
+                <w:b/>
+                <w:color w:val="000000"/>
+                <w:sz w:val="18"/>
+              </w:rPr>
+              <w:t>成交价(亿元)</w:t>
+            </w:r>
+          </w:p>
+        </w:tc>
+      </w:tr>
+      <w:tr>
+        <w:tc>
+          <w:tcPr>
+            <w:tcW w:type="dxa" w:w="1568"/>
+            <w:vAlign w:val="center"/>
+            <w:tcBorders>
+              <w:top w:val="single" w:sz="4" w:color="A6A6A6"/>
+              <w:left w:val="single" w:sz="4" w:color="A6A6A6"/>
+              <w:bottom w:val="single" w:sz="4" w:color="A6A6A6"/>
+              <w:right w:val="single" w:sz="4" w:color="A6A6A6"/>
+            </w:tcBorders>
+          </w:tcPr>
+          <w:p>
+            <w:pPr>
+              <w:spacing w:before="0" w:after="0" w:line="276" w:lineRule="auto"/>
+              <w:ind w:firstLine="0"/>
+              <w:jc w:val="left"/>
+            </w:pPr>
+            <w:r/>
+            <w:r>
+              <w:rPr>
+                <w:rFonts w:ascii="Times New Roman" w:hAnsi="Times New Roman" w:eastAsia="楷体"/>
+                <w:b w:val="0"/>
+                <w:color w:val="000000"/>
+                <w:sz w:val="18"/>
+              </w:rPr>
+              <w:t>2021</w:t>
+            </w:r>
+          </w:p>
+        </w:tc>
+        <w:tc>
+          <w:tcPr>
+            <w:tcW w:type="dxa" w:w="1568"/>
+            <w:vAlign w:val="center"/>
+            <w:tcBorders>
+              <w:top w:val="single" w:sz="4" w:color="A6A6A6"/>
+              <w:left w:val="single" w:sz="4" w:color="A6A6A6"/>
+              <w:bottom w:val="single" w:sz="4" w:color="A6A6A6"/>
+              <w:right w:val="single" w:sz="4" w:color="A6A6A6"/>
+            </w:tcBorders>
+          </w:tcPr>
+          <w:p>
+            <w:pPr>
+              <w:spacing w:before="0" w:after="0" w:line="276" w:lineRule="auto"/>
+              <w:ind w:firstLine="0"/>
+              <w:jc w:val="center"/>
+            </w:pPr>
+            <w:r/>
+            <w:r>
+              <w:rPr>
+                <w:rFonts w:ascii="Times New Roman" w:hAnsi="Times New Roman" w:eastAsia="楷体"/>
+                <w:b w:val="0"/>
+                <w:color w:val="000000"/>
+                <w:sz w:val="18"/>
+              </w:rPr>
+              <w:t>254</w:t>
+            </w:r>
+          </w:p>
+        </w:tc>
+        <w:tc>
+          <w:tcPr>
+            <w:tcW w:type="dxa" w:w="1568"/>
+            <w:vAlign w:val="center"/>
+            <w:tcBorders>
+              <w:top w:val="single" w:sz="4" w:color="A6A6A6"/>
+              <w:left w:val="single" w:sz="4" w:color="A6A6A6"/>
+              <w:bottom w:val="single" w:sz="4" w:color="A6A6A6"/>
+              <w:right w:val="single" w:sz="4" w:color="A6A6A6"/>
+            </w:tcBorders>
+          </w:tcPr>
+          <w:p>
+            <w:pPr>
+              <w:spacing w:before="0" w:after="0" w:line="276" w:lineRule="auto"/>
+              <w:ind w:firstLine="0"/>
+              <w:jc w:val="center"/>
+            </w:pPr>
+            <w:r/>
+            <w:r>
+              <w:rPr>
+                <w:rFonts w:ascii="Times New Roman" w:hAnsi="Times New Roman" w:eastAsia="楷体"/>
+                <w:b w:val="0"/>
+                <w:color w:val="000000"/>
+                <w:sz w:val="18"/>
+              </w:rPr>
+              <w:t>2,230.56</w:t>
+            </w:r>
+          </w:p>
+        </w:tc>
+        <w:tc>
+          <w:tcPr>
+            <w:tcW w:type="dxa" w:w="1568"/>
+            <w:vAlign w:val="center"/>
+            <w:tcBorders>
+              <w:top w:val="single" w:sz="4" w:color="A6A6A6"/>
+              <w:left w:val="single" w:sz="4" w:color="A6A6A6"/>
+              <w:bottom w:val="single" w:sz="4" w:color="A6A6A6"/>
+              <w:right w:val="single" w:sz="4" w:color="A6A6A6"/>
+            </w:tcBorders>
+          </w:tcPr>
+          <w:p>
+            <w:pPr>
+              <w:spacing w:before="0" w:after="0" w:line="276" w:lineRule="auto"/>
+              <w:ind w:firstLine="0"/>
+              <w:jc w:val="center"/>
+            </w:pPr>
+            <w:r/>
+            <w:r>
+              <w:rPr>
+                <w:rFonts w:ascii="Times New Roman" w:hAnsi="Times New Roman" w:eastAsia="楷体"/>
+                <w:b w:val="0"/>
+                <w:color w:val="000000"/>
+                <w:sz w:val="18"/>
+              </w:rPr>
+              <w:t>3,212</w:t>
+            </w:r>
+          </w:p>
+        </w:tc>
+        <w:tc>
+          <w:tcPr>
+            <w:tcW w:type="dxa" w:w="1568"/>
+            <w:vAlign w:val="center"/>
+            <w:tcBorders>
+              <w:top w:val="single" w:sz="4" w:color="A6A6A6"/>
+              <w:left w:val="single" w:sz="4" w:color="A6A6A6"/>
+              <w:bottom w:val="single" w:sz="4" w:color="A6A6A6"/>
+              <w:right w:val="single" w:sz="4" w:color="A6A6A6"/>
+            </w:tcBorders>
+          </w:tcPr>
+          <w:p>
+            <w:pPr>
+              <w:spacing w:before="0" w:after="0" w:line="276" w:lineRule="auto"/>
+              <w:ind w:firstLine="0"/>
+              <w:jc w:val="center"/>
+            </w:pPr>
+            <w:r/>
+            <w:r>
+              <w:rPr>
+                <w:rFonts w:ascii="Times New Roman" w:hAnsi="Times New Roman" w:eastAsia="楷体"/>
+                <w:b w:val="0"/>
+                <w:color w:val="000000"/>
+                <w:sz w:val="18"/>
+              </w:rPr>
+              <w:t>14.59%</w:t>
+            </w:r>
+          </w:p>
+        </w:tc>
+        <w:tc>
+          <w:tcPr>
+            <w:tcW w:type="dxa" w:w="1568"/>
+            <w:vAlign w:val="center"/>
+            <w:tcBorders>
+              <w:top w:val="single" w:sz="4" w:color="A6A6A6"/>
+              <w:left w:val="single" w:sz="4" w:color="A6A6A6"/>
+              <w:bottom w:val="single" w:sz="4" w:color="A6A6A6"/>
+              <w:right w:val="single" w:sz="4" w:color="A6A6A6"/>
+            </w:tcBorders>
+          </w:tcPr>
+          <w:p>
+            <w:pPr>
+              <w:spacing w:before="0" w:after="0" w:line="276" w:lineRule="auto"/>
+              <w:ind w:firstLine="0"/>
+              <w:jc w:val="center"/>
+            </w:pPr>
+            <w:r/>
+            <w:r>
+              <w:rPr>
+                <w:rFonts w:ascii="Times New Roman" w:hAnsi="Times New Roman" w:eastAsia="楷体"/>
+                <w:b w:val="0"/>
+                <w:color w:val="000000"/>
+                <w:sz w:val="18"/>
+              </w:rPr>
+              <w:t>716.53</w:t>
+            </w:r>
+          </w:p>
+        </w:tc>
+      </w:tr>
+      <w:tr>
+        <w:tc>
+          <w:tcPr>
+            <w:tcW w:type="dxa" w:w="1568"/>
+            <w:vAlign w:val="center"/>
+            <w:tcBorders>
+              <w:top w:val="single" w:sz="4" w:color="A6A6A6"/>
+              <w:left w:val="single" w:sz="4" w:color="A6A6A6"/>
+              <w:bottom w:val="single" w:sz="4" w:color="A6A6A6"/>
+              <w:right w:val="single" w:sz="4" w:color="A6A6A6"/>
+            </w:tcBorders>
+          </w:tcPr>
+          <w:p>
+            <w:pPr>
+              <w:spacing w:before="0" w:after="0" w:line="276" w:lineRule="auto"/>
+              <w:ind w:firstLine="0"/>
+              <w:jc w:val="left"/>
+            </w:pPr>
+            <w:r/>
+            <w:r>
+              <w:rPr>
+                <w:rFonts w:ascii="Times New Roman" w:hAnsi="Times New Roman" w:eastAsia="楷体"/>
+                <w:b w:val="0"/>
+                <w:color w:val="000000"/>
+                <w:sz w:val="18"/>
+              </w:rPr>
+              <w:t>2022</w:t>
+            </w:r>
+          </w:p>
+        </w:tc>
+        <w:tc>
+          <w:tcPr>
+            <w:tcW w:type="dxa" w:w="1568"/>
+            <w:vAlign w:val="center"/>
+            <w:tcBorders>
+              <w:top w:val="single" w:sz="4" w:color="A6A6A6"/>
+              <w:left w:val="single" w:sz="4" w:color="A6A6A6"/>
+              <w:bottom w:val="single" w:sz="4" w:color="A6A6A6"/>
+              <w:right w:val="single" w:sz="4" w:color="A6A6A6"/>
+            </w:tcBorders>
+          </w:tcPr>
+          <w:p>
+            <w:pPr>
+              <w:spacing w:before="0" w:after="0" w:line="276" w:lineRule="auto"/>
+              <w:ind w:firstLine="0"/>
+              <w:jc w:val="center"/>
+            </w:pPr>
+            <w:r/>
+            <w:r>
+              <w:rPr>
+                <w:rFonts w:ascii="Times New Roman" w:hAnsi="Times New Roman" w:eastAsia="楷体"/>
+                <w:b w:val="0"/>
+                <w:color w:val="000000"/>
+                <w:sz w:val="18"/>
+              </w:rPr>
+              <w:t>240</w:t>
+            </w:r>
+          </w:p>
+        </w:tc>
+        <w:tc>
+          <w:tcPr>
+            <w:tcW w:type="dxa" w:w="1568"/>
+            <w:vAlign w:val="center"/>
+            <w:tcBorders>
+              <w:top w:val="single" w:sz="4" w:color="A6A6A6"/>
+              <w:left w:val="single" w:sz="4" w:color="A6A6A6"/>
+              <w:bottom w:val="single" w:sz="4" w:color="A6A6A6"/>
+              <w:right w:val="single" w:sz="4" w:color="A6A6A6"/>
+            </w:tcBorders>
+          </w:tcPr>
+          <w:p>
+            <w:pPr>
+              <w:spacing w:before="0" w:after="0" w:line="276" w:lineRule="auto"/>
+              <w:ind w:firstLine="0"/>
+              <w:jc w:val="center"/>
+            </w:pPr>
+            <w:r/>
+            <w:r>
+              <w:rPr>
+                <w:rFonts w:ascii="Times New Roman" w:hAnsi="Times New Roman" w:eastAsia="楷体"/>
+                <w:b w:val="0"/>
+                <w:color w:val="000000"/>
+                <w:sz w:val="18"/>
+              </w:rPr>
+              <w:t>2,223.86</w:t>
+            </w:r>
+          </w:p>
+        </w:tc>
+        <w:tc>
+          <w:tcPr>
+            <w:tcW w:type="dxa" w:w="1568"/>
+            <w:vAlign w:val="center"/>
+            <w:tcBorders>
+              <w:top w:val="single" w:sz="4" w:color="A6A6A6"/>
+              <w:left w:val="single" w:sz="4" w:color="A6A6A6"/>
+              <w:bottom w:val="single" w:sz="4" w:color="A6A6A6"/>
+              <w:right w:val="single" w:sz="4" w:color="A6A6A6"/>
+            </w:tcBorders>
+          </w:tcPr>
+          <w:p>
+            <w:pPr>
+              <w:spacing w:before="0" w:after="0" w:line="276" w:lineRule="auto"/>
+              <w:ind w:firstLine="0"/>
+              <w:jc w:val="center"/>
+            </w:pPr>
+            <w:r/>
+            <w:r>
+              <w:rPr>
+                <w:rFonts w:ascii="Times New Roman" w:hAnsi="Times New Roman" w:eastAsia="楷体"/>
+                <w:b w:val="0"/>
+                <w:color w:val="000000"/>
+                <w:sz w:val="18"/>
+              </w:rPr>
+              <w:t>2,592</w:t>
+            </w:r>
+          </w:p>
+        </w:tc>
+        <w:tc>
+          <w:tcPr>
+            <w:tcW w:type="dxa" w:w="1568"/>
+            <w:vAlign w:val="center"/>
+            <w:tcBorders>
+              <w:top w:val="single" w:sz="4" w:color="A6A6A6"/>
+              <w:left w:val="single" w:sz="4" w:color="A6A6A6"/>
+              <w:bottom w:val="single" w:sz="4" w:color="A6A6A6"/>
+              <w:right w:val="single" w:sz="4" w:color="A6A6A6"/>
+            </w:tcBorders>
+          </w:tcPr>
+          <w:p>
+            <w:pPr>
+              <w:spacing w:before="0" w:after="0" w:line="276" w:lineRule="auto"/>
+              <w:ind w:firstLine="0"/>
+              <w:jc w:val="center"/>
+            </w:pPr>
+            <w:r/>
+            <w:r>
+              <w:rPr>
+                <w:rFonts w:ascii="Times New Roman" w:hAnsi="Times New Roman" w:eastAsia="楷体"/>
+                <w:b w:val="0"/>
+                <w:color w:val="000000"/>
+                <w:sz w:val="18"/>
+              </w:rPr>
+              <w:t>2.26%</w:t>
+            </w:r>
+          </w:p>
+        </w:tc>
+        <w:tc>
+          <w:tcPr>
+            <w:tcW w:type="dxa" w:w="1568"/>
+            <w:vAlign w:val="center"/>
+            <w:tcBorders>
+              <w:top w:val="single" w:sz="4" w:color="A6A6A6"/>
+              <w:left w:val="single" w:sz="4" w:color="A6A6A6"/>
+              <w:bottom w:val="single" w:sz="4" w:color="A6A6A6"/>
+              <w:right w:val="single" w:sz="4" w:color="A6A6A6"/>
+            </w:tcBorders>
+          </w:tcPr>
+          <w:p>
+            <w:pPr>
+              <w:spacing w:before="0" w:after="0" w:line="276" w:lineRule="auto"/>
+              <w:ind w:firstLine="0"/>
+              <w:jc w:val="center"/>
+            </w:pPr>
+            <w:r/>
+            <w:r>
+              <w:rPr>
+                <w:rFonts w:ascii="Times New Roman" w:hAnsi="Times New Roman" w:eastAsia="楷体"/>
+                <w:b w:val="0"/>
+                <w:color w:val="000000"/>
+                <w:sz w:val="18"/>
+              </w:rPr>
+              <w:t>576.53</w:t>
+            </w:r>
+          </w:p>
+        </w:tc>
+      </w:tr>
+      <w:tr>
+        <w:tc>
+          <w:tcPr>
+            <w:tcW w:type="dxa" w:w="1568"/>
+            <w:vAlign w:val="center"/>
+            <w:tcBorders>
+              <w:top w:val="single" w:sz="4" w:color="A6A6A6"/>
+              <w:left w:val="single" w:sz="4" w:color="A6A6A6"/>
+              <w:bottom w:val="single" w:sz="4" w:color="A6A6A6"/>
+              <w:right w:val="single" w:sz="4" w:color="A6A6A6"/>
+            </w:tcBorders>
+          </w:tcPr>
+          <w:p>
+            <w:pPr>
+              <w:spacing w:before="0" w:after="0" w:line="276" w:lineRule="auto"/>
+              <w:ind w:firstLine="0"/>
+              <w:jc w:val="left"/>
+            </w:pPr>
+            <w:r/>
+            <w:r>
+              <w:rPr>
+                <w:rFonts w:ascii="Times New Roman" w:hAnsi="Times New Roman" w:eastAsia="楷体"/>
+                <w:b w:val="0"/>
+                <w:color w:val="000000"/>
+                <w:sz w:val="18"/>
+              </w:rPr>
+              <w:t>2023</w:t>
+            </w:r>
+          </w:p>
+        </w:tc>
+        <w:tc>
+          <w:tcPr>
+            <w:tcW w:type="dxa" w:w="1568"/>
+            <w:vAlign w:val="center"/>
+            <w:tcBorders>
+              <w:top w:val="single" w:sz="4" w:color="A6A6A6"/>
+              <w:left w:val="single" w:sz="4" w:color="A6A6A6"/>
+              <w:bottom w:val="single" w:sz="4" w:color="A6A6A6"/>
+              <w:right w:val="single" w:sz="4" w:color="A6A6A6"/>
+            </w:tcBorders>
+          </w:tcPr>
+          <w:p>
+            <w:pPr>
+              <w:spacing w:before="0" w:after="0" w:line="276" w:lineRule="auto"/>
+              <w:ind w:firstLine="0"/>
+              <w:jc w:val="center"/>
+            </w:pPr>
+            <w:r/>
+            <w:r>
+              <w:rPr>
+                <w:rFonts w:ascii="Times New Roman" w:hAnsi="Times New Roman" w:eastAsia="楷体"/>
+                <w:b w:val="0"/>
+                <w:color w:val="000000"/>
+                <w:sz w:val="18"/>
+              </w:rPr>
+              <w:t>235</w:t>
+            </w:r>
+          </w:p>
+        </w:tc>
+        <w:tc>
+          <w:tcPr>
+            <w:tcW w:type="dxa" w:w="1568"/>
+            <w:vAlign w:val="center"/>
+            <w:tcBorders>
+              <w:top w:val="single" w:sz="4" w:color="A6A6A6"/>
+              <w:left w:val="single" w:sz="4" w:color="A6A6A6"/>
+              <w:bottom w:val="single" w:sz="4" w:color="A6A6A6"/>
+              <w:right w:val="single" w:sz="4" w:color="A6A6A6"/>
+            </w:tcBorders>
+          </w:tcPr>
+          <w:p>
+            <w:pPr>
+              <w:spacing w:before="0" w:after="0" w:line="276" w:lineRule="auto"/>
+              <w:ind w:firstLine="0"/>
+              <w:jc w:val="center"/>
+            </w:pPr>
+            <w:r/>
+            <w:r>
+              <w:rPr>
+                <w:rFonts w:ascii="Times New Roman" w:hAnsi="Times New Roman" w:eastAsia="楷体"/>
+                <w:b w:val="0"/>
+                <w:color w:val="000000"/>
+                <w:sz w:val="18"/>
+              </w:rPr>
+              <w:t>1,812.55</w:t>
+            </w:r>
+          </w:p>
+        </w:tc>
+        <w:tc>
+          <w:tcPr>
+            <w:tcW w:type="dxa" w:w="1568"/>
+            <w:vAlign w:val="center"/>
+            <w:tcBorders>
+              <w:top w:val="single" w:sz="4" w:color="A6A6A6"/>
+              <w:left w:val="single" w:sz="4" w:color="A6A6A6"/>
+              <w:bottom w:val="single" w:sz="4" w:color="A6A6A6"/>
+              <w:right w:val="single" w:sz="4" w:color="A6A6A6"/>
+            </w:tcBorders>
+          </w:tcPr>
+          <w:p>
+            <w:pPr>
+              <w:spacing w:before="0" w:after="0" w:line="276" w:lineRule="auto"/>
+              <w:ind w:firstLine="0"/>
+              <w:jc w:val="center"/>
+            </w:pPr>
+            <w:r/>
+            <w:r>
+              <w:rPr>
+                <w:rFonts w:ascii="Times New Roman" w:hAnsi="Times New Roman" w:eastAsia="楷体"/>
+                <w:b w:val="0"/>
+                <w:color w:val="000000"/>
+                <w:sz w:val="18"/>
+              </w:rPr>
+              <w:t>2,747</w:t>
+            </w:r>
+          </w:p>
+        </w:tc>
+        <w:tc>
+          <w:tcPr>
+            <w:tcW w:type="dxa" w:w="1568"/>
+            <w:vAlign w:val="center"/>
+            <w:tcBorders>
+              <w:top w:val="single" w:sz="4" w:color="A6A6A6"/>
+              <w:left w:val="single" w:sz="4" w:color="A6A6A6"/>
+              <w:bottom w:val="single" w:sz="4" w:color="A6A6A6"/>
+              <w:right w:val="single" w:sz="4" w:color="A6A6A6"/>
+            </w:tcBorders>
+          </w:tcPr>
+          <w:p>
+            <w:pPr>
+              <w:spacing w:before="0" w:after="0" w:line="276" w:lineRule="auto"/>
+              <w:ind w:firstLine="0"/>
+              <w:jc w:val="center"/>
+            </w:pPr>
+            <w:r/>
+            <w:r>
+              <w:rPr>
+                <w:rFonts w:ascii="Times New Roman" w:hAnsi="Times New Roman" w:eastAsia="楷体"/>
+                <w:b w:val="0"/>
+                <w:color w:val="000000"/>
+                <w:sz w:val="18"/>
+              </w:rPr>
+              <w:t>6.33%</w:t>
+            </w:r>
+          </w:p>
+        </w:tc>
+        <w:tc>
+          <w:tcPr>
+            <w:tcW w:type="dxa" w:w="1568"/>
+            <w:vAlign w:val="center"/>
+            <w:tcBorders>
+              <w:top w:val="single" w:sz="4" w:color="A6A6A6"/>
+              <w:left w:val="single" w:sz="4" w:color="A6A6A6"/>
+              <w:bottom w:val="single" w:sz="4" w:color="A6A6A6"/>
+              <w:right w:val="single" w:sz="4" w:color="A6A6A6"/>
+            </w:tcBorders>
+          </w:tcPr>
+          <w:p>
+            <w:pPr>
+              <w:spacing w:before="0" w:after="0" w:line="276" w:lineRule="auto"/>
+              <w:ind w:firstLine="0"/>
+              <w:jc w:val="center"/>
+            </w:pPr>
+            <w:r/>
+            <w:r>
+              <w:rPr>
+                <w:rFonts w:ascii="Times New Roman" w:hAnsi="Times New Roman" w:eastAsia="楷体"/>
+                <w:b w:val="0"/>
+                <w:color w:val="000000"/>
+                <w:sz w:val="18"/>
+              </w:rPr>
+              <w:t>498.16</w:t>
+            </w:r>
+          </w:p>
+        </w:tc>
+      </w:tr>
+      <w:tr>
+        <w:tc>
+          <w:tcPr>
+            <w:tcW w:type="dxa" w:w="1568"/>
+            <w:vAlign w:val="center"/>
+            <w:tcBorders>
+              <w:top w:val="single" w:sz="4" w:color="A6A6A6"/>
+              <w:left w:val="single" w:sz="4" w:color="A6A6A6"/>
+              <w:bottom w:val="single" w:sz="4" w:color="A6A6A6"/>
+              <w:right w:val="single" w:sz="4" w:color="A6A6A6"/>
+            </w:tcBorders>
+          </w:tcPr>
+          <w:p>
+            <w:pPr>
+              <w:spacing w:before="0" w:after="0" w:line="276" w:lineRule="auto"/>
+              <w:ind w:firstLine="0"/>
+              <w:jc w:val="left"/>
+            </w:pPr>
+            <w:r/>
+            <w:r>
+              <w:rPr>
+                <w:rFonts w:ascii="Times New Roman" w:hAnsi="Times New Roman" w:eastAsia="楷体"/>
+                <w:b w:val="0"/>
+                <w:color w:val="000000"/>
+                <w:sz w:val="18"/>
+              </w:rPr>
+              <w:t>2024</w:t>
+            </w:r>
+          </w:p>
+        </w:tc>
+        <w:tc>
+          <w:tcPr>
+            <w:tcW w:type="dxa" w:w="1568"/>
+            <w:vAlign w:val="center"/>
+            <w:tcBorders>
+              <w:top w:val="single" w:sz="4" w:color="A6A6A6"/>
+              <w:left w:val="single" w:sz="4" w:color="A6A6A6"/>
+              <w:bottom w:val="single" w:sz="4" w:color="A6A6A6"/>
+              <w:right w:val="single" w:sz="4" w:color="A6A6A6"/>
+            </w:tcBorders>
+          </w:tcPr>
+          <w:p>
+            <w:pPr>
+              <w:spacing w:before="0" w:after="0" w:line="276" w:lineRule="auto"/>
+              <w:ind w:firstLine="0"/>
+              <w:jc w:val="center"/>
+            </w:pPr>
+            <w:r/>
+            <w:r>
+              <w:rPr>
+                <w:rFonts w:ascii="Times New Roman" w:hAnsi="Times New Roman" w:eastAsia="楷体"/>
+                <w:b w:val="0"/>
+                <w:color w:val="000000"/>
+                <w:sz w:val="18"/>
+              </w:rPr>
+              <w:t>299</w:t>
+            </w:r>
+          </w:p>
+        </w:tc>
+        <w:tc>
+          <w:tcPr>
+            <w:tcW w:type="dxa" w:w="1568"/>
+            <w:vAlign w:val="center"/>
+            <w:tcBorders>
+              <w:top w:val="single" w:sz="4" w:color="A6A6A6"/>
+              <w:left w:val="single" w:sz="4" w:color="A6A6A6"/>
+              <w:bottom w:val="single" w:sz="4" w:color="A6A6A6"/>
+              <w:right w:val="single" w:sz="4" w:color="A6A6A6"/>
+            </w:tcBorders>
+          </w:tcPr>
+          <w:p>
+            <w:pPr>
+              <w:spacing w:before="0" w:after="0" w:line="276" w:lineRule="auto"/>
+              <w:ind w:firstLine="0"/>
+              <w:jc w:val="center"/>
+            </w:pPr>
+            <w:r/>
+            <w:r>
+              <w:rPr>
+                <w:rFonts w:ascii="Times New Roman" w:hAnsi="Times New Roman" w:eastAsia="楷体"/>
+                <w:b w:val="0"/>
+                <w:color w:val="000000"/>
+                <w:sz w:val="18"/>
+              </w:rPr>
+              <w:t>1,861.38</w:t>
+            </w:r>
+          </w:p>
+        </w:tc>
+        <w:tc>
+          <w:tcPr>
+            <w:tcW w:type="dxa" w:w="1568"/>
+            <w:vAlign w:val="center"/>
+            <w:tcBorders>
+              <w:top w:val="single" w:sz="4" w:color="A6A6A6"/>
+              <w:left w:val="single" w:sz="4" w:color="A6A6A6"/>
+              <w:bottom w:val="single" w:sz="4" w:color="A6A6A6"/>
+              <w:right w:val="single" w:sz="4" w:color="A6A6A6"/>
+            </w:tcBorders>
+          </w:tcPr>
+          <w:p>
+            <w:pPr>
+              <w:spacing w:before="0" w:after="0" w:line="276" w:lineRule="auto"/>
+              <w:ind w:firstLine="0"/>
+              <w:jc w:val="center"/>
+            </w:pPr>
+            <w:r/>
+            <w:r>
+              <w:rPr>
+                <w:rFonts w:ascii="Times New Roman" w:hAnsi="Times New Roman" w:eastAsia="楷体"/>
+                <w:b w:val="0"/>
+                <w:color w:val="000000"/>
+                <w:sz w:val="18"/>
+              </w:rPr>
+              <w:t>2,889</w:t>
+            </w:r>
+          </w:p>
+        </w:tc>
+        <w:tc>
+          <w:tcPr>
+            <w:tcW w:type="dxa" w:w="1568"/>
+            <w:vAlign w:val="center"/>
+            <w:tcBorders>
+              <w:top w:val="single" w:sz="4" w:color="A6A6A6"/>
+              <w:left w:val="single" w:sz="4" w:color="A6A6A6"/>
+              <w:bottom w:val="single" w:sz="4" w:color="A6A6A6"/>
+              <w:right w:val="single" w:sz="4" w:color="A6A6A6"/>
+            </w:tcBorders>
+          </w:tcPr>
+          <w:p>
+            <w:pPr>
+              <w:spacing w:before="0" w:after="0" w:line="276" w:lineRule="auto"/>
+              <w:ind w:firstLine="0"/>
+              <w:jc w:val="center"/>
+            </w:pPr>
+            <w:r/>
+            <w:r>
+              <w:rPr>
+                <w:rFonts w:ascii="Times New Roman" w:hAnsi="Times New Roman" w:eastAsia="楷体"/>
+                <w:b w:val="0"/>
+                <w:color w:val="000000"/>
+                <w:sz w:val="18"/>
+              </w:rPr>
+              <w:t>3.56%</w:t>
+            </w:r>
+          </w:p>
+        </w:tc>
+        <w:tc>
+          <w:tcPr>
+            <w:tcW w:type="dxa" w:w="1568"/>
+            <w:vAlign w:val="center"/>
+            <w:tcBorders>
+              <w:top w:val="single" w:sz="4" w:color="A6A6A6"/>
+              <w:left w:val="single" w:sz="4" w:color="A6A6A6"/>
+              <w:bottom w:val="single" w:sz="4" w:color="A6A6A6"/>
+              <w:right w:val="single" w:sz="4" w:color="A6A6A6"/>
+            </w:tcBorders>
+          </w:tcPr>
+          <w:p>
+            <w:pPr>
+              <w:spacing w:before="0" w:after="0" w:line="276" w:lineRule="auto"/>
+              <w:ind w:firstLine="0"/>
+              <w:jc w:val="center"/>
+            </w:pPr>
+            <w:r/>
+            <w:r>
+              <w:rPr>
+                <w:rFonts w:ascii="Times New Roman" w:hAnsi="Times New Roman" w:eastAsia="楷体"/>
+                <w:b w:val="0"/>
+                <w:color w:val="000000"/>
+                <w:sz w:val="18"/>
+              </w:rPr>
+              <w:t>537.84</w:t>
+            </w:r>
+          </w:p>
+        </w:tc>
+      </w:tr>
+      <w:tr>
+        <w:tc>
+          <w:tcPr>
+            <w:tcW w:type="dxa" w:w="1568"/>
+            <w:vAlign w:val="center"/>
+            <w:tcBorders>
+              <w:top w:val="single" w:sz="4" w:color="A6A6A6"/>
+              <w:left w:val="single" w:sz="4" w:color="A6A6A6"/>
+              <w:bottom w:val="single" w:sz="4" w:color="A6A6A6"/>
+              <w:right w:val="single" w:sz="4" w:color="A6A6A6"/>
+            </w:tcBorders>
+          </w:tcPr>
+          <w:p>
+            <w:pPr>
+              <w:spacing w:before="0" w:after="0" w:line="276" w:lineRule="auto"/>
+              <w:ind w:firstLine="0"/>
+              <w:jc w:val="left"/>
+            </w:pPr>
+            <w:r/>
+            <w:r>
+              <w:rPr>
+                <w:rFonts w:ascii="Times New Roman" w:hAnsi="Times New Roman" w:eastAsia="楷体"/>
+                <w:b w:val="0"/>
+                <w:color w:val="000000"/>
+                <w:sz w:val="18"/>
+              </w:rPr>
+              <w:t>2025</w:t>
+            </w:r>
+          </w:p>
+        </w:tc>
+        <w:tc>
+          <w:tcPr>
+            <w:tcW w:type="dxa" w:w="1568"/>
+            <w:vAlign w:val="center"/>
+            <w:tcBorders>
+              <w:top w:val="single" w:sz="4" w:color="A6A6A6"/>
+              <w:left w:val="single" w:sz="4" w:color="A6A6A6"/>
+              <w:bottom w:val="single" w:sz="4" w:color="A6A6A6"/>
+              <w:right w:val="single" w:sz="4" w:color="A6A6A6"/>
+            </w:tcBorders>
+          </w:tcPr>
+          <w:p>
+            <w:pPr>
+              <w:spacing w:before="0" w:after="0" w:line="276" w:lineRule="auto"/>
+              <w:ind w:firstLine="0"/>
+              <w:jc w:val="center"/>
+            </w:pPr>
+            <w:r/>
+            <w:r>
+              <w:rPr>
+                <w:rFonts w:ascii="Times New Roman" w:hAnsi="Times New Roman" w:eastAsia="楷体"/>
+                <w:b w:val="0"/>
+                <w:color w:val="000000"/>
+                <w:sz w:val="18"/>
+              </w:rPr>
+              <w:t>235</w:t>
+            </w:r>
+          </w:p>
+        </w:tc>
+        <w:tc>
+          <w:tcPr>
+            <w:tcW w:type="dxa" w:w="1568"/>
+            <w:vAlign w:val="center"/>
+            <w:tcBorders>
+              <w:top w:val="single" w:sz="4" w:color="A6A6A6"/>
+              <w:left w:val="single" w:sz="4" w:color="A6A6A6"/>
+              <w:bottom w:val="single" w:sz="4" w:color="A6A6A6"/>
+              <w:right w:val="single" w:sz="4" w:color="A6A6A6"/>
+            </w:tcBorders>
+          </w:tcPr>
+          <w:p>
+            <w:pPr>
+              <w:spacing w:before="0" w:after="0" w:line="276" w:lineRule="auto"/>
+              <w:ind w:firstLine="0"/>
+              <w:jc w:val="center"/>
+            </w:pPr>
+            <w:r/>
+            <w:r>
+              <w:rPr>
+                <w:rFonts w:ascii="Times New Roman" w:hAnsi="Times New Roman" w:eastAsia="楷体"/>
+                <w:b w:val="0"/>
+                <w:color w:val="000000"/>
+                <w:sz w:val="18"/>
+              </w:rPr>
+              <w:t>1,447.68</w:t>
+            </w:r>
+          </w:p>
+        </w:tc>
+        <w:tc>
+          <w:tcPr>
+            <w:tcW w:type="dxa" w:w="1568"/>
+            <w:vAlign w:val="center"/>
+            <w:tcBorders>
+              <w:top w:val="single" w:sz="4" w:color="A6A6A6"/>
+              <w:left w:val="single" w:sz="4" w:color="A6A6A6"/>
+              <w:bottom w:val="single" w:sz="4" w:color="A6A6A6"/>
+              <w:right w:val="single" w:sz="4" w:color="A6A6A6"/>
+            </w:tcBorders>
+          </w:tcPr>
+          <w:p>
+            <w:pPr>
+              <w:spacing w:before="0" w:after="0" w:line="276" w:lineRule="auto"/>
+              <w:ind w:firstLine="0"/>
+              <w:jc w:val="center"/>
+            </w:pPr>
+            <w:r/>
+            <w:r>
+              <w:rPr>
+                <w:rFonts w:ascii="Times New Roman" w:hAnsi="Times New Roman" w:eastAsia="楷体"/>
+                <w:b w:val="0"/>
+                <w:color w:val="000000"/>
+                <w:sz w:val="18"/>
+              </w:rPr>
+              <w:t>2,806</w:t>
+            </w:r>
+          </w:p>
+        </w:tc>
+        <w:tc>
+          <w:tcPr>
+            <w:tcW w:type="dxa" w:w="1568"/>
+            <w:vAlign w:val="center"/>
+            <w:tcBorders>
+              <w:top w:val="single" w:sz="4" w:color="A6A6A6"/>
+              <w:left w:val="single" w:sz="4" w:color="A6A6A6"/>
+              <w:bottom w:val="single" w:sz="4" w:color="A6A6A6"/>
+              <w:right w:val="single" w:sz="4" w:color="A6A6A6"/>
+            </w:tcBorders>
+          </w:tcPr>
+          <w:p>
+            <w:pPr>
+              <w:spacing w:before="0" w:after="0" w:line="276" w:lineRule="auto"/>
+              <w:ind w:firstLine="0"/>
+              <w:jc w:val="center"/>
+            </w:pPr>
+            <w:r/>
+            <w:r>
+              <w:rPr>
+                <w:rFonts w:ascii="Times New Roman" w:hAnsi="Times New Roman" w:eastAsia="楷体"/>
+                <w:b w:val="0"/>
+                <w:color w:val="000000"/>
+                <w:sz w:val="18"/>
+              </w:rPr>
+              <w:t>2.19%</w:t>
+            </w:r>
+          </w:p>
+        </w:tc>
+        <w:tc>
+          <w:tcPr>
+            <w:tcW w:type="dxa" w:w="1568"/>
+            <w:vAlign w:val="center"/>
+            <w:tcBorders>
+              <w:top w:val="single" w:sz="4" w:color="A6A6A6"/>
+              <w:left w:val="single" w:sz="4" w:color="A6A6A6"/>
+              <w:bottom w:val="single" w:sz="4" w:color="A6A6A6"/>
+              <w:right w:val="single" w:sz="4" w:color="A6A6A6"/>
+            </w:tcBorders>
+          </w:tcPr>
+          <w:p>
+            <w:pPr>
+              <w:spacing w:before="0" w:after="0" w:line="276" w:lineRule="auto"/>
+              <w:ind w:firstLine="0"/>
+              <w:jc w:val="center"/>
+            </w:pPr>
+            <w:r/>
+            <w:r>
+              <w:rPr>
+                <w:rFonts w:ascii="Times New Roman" w:hAnsi="Times New Roman" w:eastAsia="楷体"/>
+                <w:b w:val="0"/>
+                <w:color w:val="000000"/>
+                <w:sz w:val="18"/>
+              </w:rPr>
+              <w:t>406.23</w:t>
+            </w:r>
+          </w:p>
+        </w:tc>
+      </w:tr>
+      <w:tr>
+        <w:tc>
+          <w:tcPr>
+            <w:tcW w:type="dxa" w:w="1568"/>
+            <w:vAlign w:val="center"/>
+            <w:tcBorders>
+              <w:top w:val="single" w:sz="4" w:color="A6A6A6"/>
+              <w:left w:val="single" w:sz="4" w:color="A6A6A6"/>
+              <w:bottom w:val="single" w:sz="4" w:color="A6A6A6"/>
+              <w:right w:val="single" w:sz="4" w:color="A6A6A6"/>
+            </w:tcBorders>
+          </w:tcPr>
+          <w:p>
+            <w:pPr>
+              <w:spacing w:before="0" w:after="0" w:line="276" w:lineRule="auto"/>
+              <w:ind w:firstLine="0"/>
+              <w:jc w:val="left"/>
+            </w:pPr>
+            <w:r/>
+            <w:r>
+              <w:rPr>
+                <w:rFonts w:ascii="Times New Roman" w:hAnsi="Times New Roman" w:eastAsia="楷体"/>
+                <w:b w:val="0"/>
+                <w:color w:val="000000"/>
+                <w:sz w:val="18"/>
+              </w:rPr>
+              <w:t>2026年1-4月</w:t>
+            </w:r>
+          </w:p>
+        </w:tc>
+        <w:tc>
+          <w:tcPr>
+            <w:tcW w:type="dxa" w:w="1568"/>
+            <w:vAlign w:val="center"/>
+            <w:tcBorders>
+              <w:top w:val="single" w:sz="4" w:color="A6A6A6"/>
+              <w:left w:val="single" w:sz="4" w:color="A6A6A6"/>
+              <w:bottom w:val="single" w:sz="4" w:color="A6A6A6"/>
+              <w:right w:val="single" w:sz="4" w:color="A6A6A6"/>
+            </w:tcBorders>
+          </w:tcPr>
+          <w:p>
+            <w:pPr>
+              <w:spacing w:before="0" w:after="0" w:line="276" w:lineRule="auto"/>
+              <w:ind w:firstLine="0"/>
+              <w:jc w:val="center"/>
+            </w:pPr>
+            <w:r/>
+            <w:r>
+              <w:rPr>
+                <w:rFonts w:ascii="Times New Roman" w:hAnsi="Times New Roman" w:eastAsia="楷体"/>
+                <w:b w:val="0"/>
+                <w:color w:val="000000"/>
+                <w:sz w:val="18"/>
+              </w:rPr>
+              <w:t>63</w:t>
+            </w:r>
+          </w:p>
+        </w:tc>
+        <w:tc>
+          <w:tcPr>
+            <w:tcW w:type="dxa" w:w="1568"/>
+            <w:vAlign w:val="center"/>
+            <w:tcBorders>
+              <w:top w:val="single" w:sz="4" w:color="A6A6A6"/>
+              <w:left w:val="single" w:sz="4" w:color="A6A6A6"/>
+              <w:bottom w:val="single" w:sz="4" w:color="A6A6A6"/>
+              <w:right w:val="single" w:sz="4" w:color="A6A6A6"/>
+            </w:tcBorders>
+          </w:tcPr>
+          <w:p>
+            <w:pPr>
+              <w:spacing w:before="0" w:after="0" w:line="276" w:lineRule="auto"/>
+              <w:ind w:firstLine="0"/>
+              <w:jc w:val="center"/>
+            </w:pPr>
+            <w:r/>
+            <w:r>
+              <w:rPr>
+                <w:rFonts w:ascii="Times New Roman" w:hAnsi="Times New Roman" w:eastAsia="楷体"/>
+                <w:b w:val="0"/>
+                <w:color w:val="000000"/>
+                <w:sz w:val="18"/>
+              </w:rPr>
+              <w:t>384.53</w:t>
+            </w:r>
+          </w:p>
+        </w:tc>
+        <w:tc>
+          <w:tcPr>
+            <w:tcW w:type="dxa" w:w="1568"/>
+            <w:vAlign w:val="center"/>
+            <w:tcBorders>
+              <w:top w:val="single" w:sz="4" w:color="A6A6A6"/>
+              <w:left w:val="single" w:sz="4" w:color="A6A6A6"/>
+              <w:bottom w:val="single" w:sz="4" w:color="A6A6A6"/>
+              <w:right w:val="single" w:sz="4" w:color="A6A6A6"/>
+            </w:tcBorders>
+          </w:tcPr>
+          <w:p>
+            <w:pPr>
+              <w:spacing w:before="0" w:after="0" w:line="276" w:lineRule="auto"/>
+              <w:ind w:firstLine="0"/>
+              <w:jc w:val="center"/>
+            </w:pPr>
+            <w:r/>
+            <w:r>
+              <w:rPr>
+                <w:rFonts w:ascii="Times New Roman" w:hAnsi="Times New Roman" w:eastAsia="楷体"/>
+                <w:b w:val="0"/>
+                <w:color w:val="000000"/>
+                <w:sz w:val="18"/>
+              </w:rPr>
+              <w:t>—</w:t>
+            </w:r>
+          </w:p>
+        </w:tc>
+        <w:tc>
+          <w:tcPr>
+            <w:tcW w:type="dxa" w:w="1568"/>
+            <w:vAlign w:val="center"/>
+            <w:tcBorders>
+              <w:top w:val="single" w:sz="4" w:color="A6A6A6"/>
+              <w:left w:val="single" w:sz="4" w:color="A6A6A6"/>
+              <w:bottom w:val="single" w:sz="4" w:color="A6A6A6"/>
+              <w:right w:val="single" w:sz="4" w:color="A6A6A6"/>
+            </w:tcBorders>
+          </w:tcPr>
+          <w:p>
+            <w:pPr>
+              <w:spacing w:before="0" w:after="0" w:line="276" w:lineRule="auto"/>
+              <w:ind w:firstLine="0"/>
+              <w:jc w:val="center"/>
+            </w:pPr>
+            <w:r/>
+            <w:r>
+              <w:rPr>
+                <w:rFonts w:ascii="Times New Roman" w:hAnsi="Times New Roman" w:eastAsia="楷体"/>
+                <w:b w:val="0"/>
+                <w:color w:val="000000"/>
+                <w:sz w:val="18"/>
+              </w:rPr>
+              <w:t>—</w:t>
+            </w:r>
+          </w:p>
+        </w:tc>
+        <w:tc>
+          <w:tcPr>
+            <w:tcW w:type="dxa" w:w="1568"/>
+            <w:vAlign w:val="center"/>
+            <w:tcBorders>
+              <w:top w:val="single" w:sz="4" w:color="A6A6A6"/>
+              <w:left w:val="single" w:sz="4" w:color="A6A6A6"/>
+              <w:bottom w:val="single" w:sz="4" w:color="A6A6A6"/>
+              <w:right w:val="single" w:sz="4" w:color="A6A6A6"/>
+            </w:tcBorders>
+          </w:tcPr>
+          <w:p>
+            <w:pPr>
+              <w:spacing w:before="0" w:after="0" w:line="276" w:lineRule="auto"/>
+              <w:ind w:firstLine="0"/>
+              <w:jc w:val="center"/>
+            </w:pPr>
+            <w:r/>
+            <w:r>
+              <w:rPr>
+                <w:rFonts w:ascii="Times New Roman" w:hAnsi="Times New Roman" w:eastAsia="楷体"/>
+                <w:b w:val="0"/>
+                <w:color w:val="000000"/>
+                <w:sz w:val="18"/>
+              </w:rPr>
+              <w:t>87.91</w:t>
+            </w:r>
+          </w:p>
+        </w:tc>
+      </w:tr>
+    </w:tbl>
+    <w:p>
+      <w:pPr>
+        <w:spacing w:before="0" w:after="80" w:line="360" w:lineRule="auto"/>
+        <w:ind w:firstLine="0"/>
+      </w:pPr>
+      <w:r>
+        <w:rPr>
+          <w:rFonts w:ascii="Times New Roman" w:hAnsi="Times New Roman" w:eastAsia="楷体"/>
+          <w:b w:val="0"/>
+          <w:color w:val="000000"/>
+          <w:sz w:val="19"/>
+        </w:rPr>
+        <w:t>资料来源:中指数据库,风控信评部整理</w:t>
       </w:r>
     </w:p>
     <w:p>
@@ -3773,7 +5057,7 @@
           <w:color w:val="000000"/>
           <w:sz w:val="21"/>
         </w:rPr>
-        <w:t>政府债务方面，2023、2024、2025年末长春市地方政府债务余额分别为2,863.23亿元、3,158.37亿元、3,478.40亿元，2025年末债务限额3,511.30亿元，债务余额控制在限额以内；城投有息债务2025年末估算余额3,676.77亿元。债务率指标看，2025年末政府债务率464.47%、城投债务率490.96%、宽口径债务率955.42%。</w:t>
+        <w:t>从房地产销售看，2021-2025年福州市商品住宅成交面积由883.03万㎡变动至445.19万㎡、累计下降49.6%；新房均价2025年为15,919元/㎡、较2021年高点(18,631元/㎡)累计下跌14.56%；2025年去化周期23.36个月。二手房市场仍处于深度调整，据中指冰山指数(最低挂牌价口径)，福州二手房挂牌价较2021年8月高点累计下跌38.35%，2023年累计跌幅-8.19%、2024年累计跌幅-12.70%、2025年累计跌幅-13.38%。</w:t>
       </w:r>
     </w:p>
     <w:p>
@@ -3788,7 +5072,22 @@
           <w:color w:val="000000"/>
           <w:sz w:val="21"/>
         </w:rPr>
-        <w:t>综合来看，长春市财政基本盘较为扎实，但土地财政收缩与债务规模扩张是当前主要压力线；我们预计宽口径债务率短期内将维持偏高水平，需重点关注后续化债进展、土地市场企稳情况以及融资平台合规整改对城投再融资能力的影响。</w:t>
+        <w:t>政府债务方面，2023、2024、2025年末福州市地方政府债务余额分别为2,196.99亿元、2,760.74亿元、3,349.60亿元，两年累计增长52.46%，主要源于地方专项债加快发行及置换债集中落地；2025年末债务限额3,414.87亿元，债务余额控制在限额以内。城投有息债务方面，2025年末估算余额为4,007.68亿元，较2023年末增长26.27%。债务率指标看，2025年末福州市政府债务率195.36%、城投债务率233.74%、宽口径债务率429.09%，较2023年末抬升160.44个百分点，显著高于公认的300%偏高临界线、在全国主要城市中处于较高水平。</w:t>
+      </w:r>
+    </w:p>
+    <w:p>
+      <w:pPr>
+        <w:spacing w:before="0" w:after="60" w:line="360" w:lineRule="auto"/>
+        <w:ind w:firstLine="420"/>
+      </w:pPr>
+      <w:r>
+        <w:rPr>
+          <w:rFonts w:ascii="Times New Roman" w:hAnsi="Times New Roman" w:eastAsia="楷体"/>
+          <w:b w:val="0"/>
+          <w:color w:val="000000"/>
+          <w:sz w:val="21"/>
+        </w:rPr>
+        <w:t>综合来看，福州市作为省会、产业多元，区域信用环境较为稳健。我们预计宽口径债务率短期内将维持高位，需重点关注后续化债进展、土地市场企稳情况以及融资平台合规整改对城投平台再融资能力的影响。</w:t>
       </w:r>
     </w:p>
     <w:sectPr>
